--- a/public/templates/contratos/leasing/anexos/ANEXO II – OPÇÃO DE COMPRA ANTECIPADA DA USINA FOTOVOLTAICA.docx
+++ b/public/templates/contratos/leasing/anexos/ANEXO II – OPÇÃO DE COMPRA ANTECIPADA DA USINA FOTOVOLTAICA.docx
@@ -34,668 +34,1000 @@
     </w:p>
     <w:p>
       <w:pPr>
-        <w:rPr>
-          <w:rFonts w:ascii="Times New Roman" w:hAnsi="Times New Roman" w:cs="Times New Roman"/>
-        </w:rPr>
-      </w:pPr>
-    </w:p>
-    <w:p>
-      <w:pPr>
-        <w:rPr>
-          <w:rFonts w:ascii="Times New Roman" w:hAnsi="Times New Roman" w:cs="Times New Roman"/>
+        <w:spacing w:before="100" w:beforeAutospacing="1" w:after="100" w:afterAutospacing="1" w:line="240" w:lineRule="auto"/>
+        <w:rPr>
+          <w:rFonts w:ascii="Times New Roman" w:eastAsia="Times New Roman" w:hAnsi="Times New Roman" w:cs="Times New Roman"/>
+          <w:kern w:val="0"/>
+          <w14:ligatures w14:val="none"/>
+        </w:rPr>
+      </w:pPr>
+      <w:r>
+        <w:rPr>
+          <w:rFonts w:ascii="Times New Roman" w:eastAsia="Times New Roman" w:hAnsi="Times New Roman" w:cs="Times New Roman"/>
           <w:b/>
           <w:bCs/>
-        </w:rPr>
-      </w:pPr>
-      <w:r>
-        <w:rPr>
-          <w:rFonts w:ascii="Times New Roman" w:hAnsi="Times New Roman" w:cs="Times New Roman"/>
+          <w:kern w:val="0"/>
+          <w14:ligatures w14:val="none"/>
+        </w:rPr>
+        <w:t>1. OBJETO</w:t>
+      </w:r>
+    </w:p>
+    <w:p>
+      <w:pPr>
+        <w:spacing w:before="100" w:beforeAutospacing="1" w:after="100" w:afterAutospacing="1" w:line="240" w:lineRule="auto"/>
+        <w:rPr>
+          <w:rFonts w:ascii="Times New Roman" w:eastAsia="Times New Roman" w:hAnsi="Times New Roman" w:cs="Times New Roman"/>
+          <w:kern w:val="0"/>
+          <w14:ligatures w14:val="none"/>
+        </w:rPr>
+      </w:pPr>
+      <w:r>
+        <w:rPr>
+          <w:rFonts w:ascii="Times New Roman" w:eastAsia="Times New Roman" w:hAnsi="Times New Roman" w:cs="Times New Roman"/>
+          <w:kern w:val="0"/>
+          <w14:ligatures w14:val="none"/>
+        </w:rPr>
+        <w:t xml:space="preserve">Este Anexo estabelece as condições, critérios econômicos e procedimentos aplicáveis ao exercício da opção de compra antecipada da usina fotovoltaica, conforme previsto nas </w:t>
+      </w:r>
+      <w:r>
+        <w:rPr>
+          <w:rFonts w:ascii="Times New Roman" w:eastAsia="Times New Roman" w:hAnsi="Times New Roman" w:cs="Times New Roman"/>
           <w:b/>
           <w:bCs/>
-        </w:rPr>
-        <w:t>1. OBJETO</w:t>
-      </w:r>
-    </w:p>
-    <w:p>
-      <w:pPr>
-        <w:pStyle w:val="p1"/>
-      </w:pPr>
-      <w:r>
-        <w:t>Este Anexo estabelece as condições, critérios econômicos e procedimentos aplicáveis ao exercício da opção de compra antecipada da usina fotovoltaica, conforme previsto na CLÁUSULA 12 do Contrato de Leasing Operacional de Sistema Fotovoltaico.</w:t>
-      </w:r>
-    </w:p>
-    <w:p>
-      <w:pPr>
-        <w:rPr>
-          <w:rFonts w:ascii="Times New Roman" w:hAnsi="Times New Roman" w:cs="Times New Roman"/>
+          <w:kern w:val="0"/>
+          <w14:ligatures w14:val="none"/>
+        </w:rPr>
+        <w:t>CLÁUSULAS 2.3 e 12.5</w:t>
+      </w:r>
+      <w:r>
+        <w:rPr>
+          <w:rFonts w:ascii="Times New Roman" w:eastAsia="Times New Roman" w:hAnsi="Times New Roman" w:cs="Times New Roman"/>
+          <w:kern w:val="0"/>
+          <w14:ligatures w14:val="none"/>
+        </w:rPr>
+        <w:t xml:space="preserve"> do Contrato de Leasing Operacional de Sistema Fotovoltaico.</w:t>
+      </w:r>
+    </w:p>
+    <w:p>
+      <w:pPr>
+        <w:spacing w:before="100" w:beforeAutospacing="1" w:after="100" w:afterAutospacing="1" w:line="240" w:lineRule="auto"/>
+        <w:rPr>
+          <w:rFonts w:ascii="Times New Roman" w:eastAsia="Times New Roman" w:hAnsi="Times New Roman" w:cs="Times New Roman"/>
+          <w:kern w:val="0"/>
+          <w14:ligatures w14:val="none"/>
+        </w:rPr>
+      </w:pPr>
+      <w:r>
+        <w:rPr>
+          <w:rFonts w:ascii="Times New Roman" w:eastAsia="Times New Roman" w:hAnsi="Times New Roman" w:cs="Times New Roman"/>
           <w:b/>
           <w:bCs/>
-        </w:rPr>
-      </w:pPr>
-      <w:r>
-        <w:rPr>
-          <w:rFonts w:ascii="Times New Roman" w:hAnsi="Times New Roman" w:cs="Times New Roman"/>
+          <w:kern w:val="0"/>
+          <w14:ligatures w14:val="none"/>
+        </w:rPr>
+        <w:t>2. ELEGIBILIDADE PARA COMPRA ANTECIPADA</w:t>
+      </w:r>
+    </w:p>
+    <w:p>
+      <w:pPr>
+        <w:spacing w:before="100" w:beforeAutospacing="1" w:after="100" w:afterAutospacing="1" w:line="240" w:lineRule="auto"/>
+        <w:rPr>
+          <w:rFonts w:ascii="Times New Roman" w:eastAsia="Times New Roman" w:hAnsi="Times New Roman" w:cs="Times New Roman"/>
+          <w:kern w:val="0"/>
+          <w14:ligatures w14:val="none"/>
+        </w:rPr>
+      </w:pPr>
+      <w:r>
+        <w:rPr>
+          <w:rFonts w:ascii="Times New Roman" w:eastAsia="Times New Roman" w:hAnsi="Times New Roman" w:cs="Times New Roman"/>
+          <w:kern w:val="0"/>
+          <w14:ligatures w14:val="none"/>
+        </w:rPr>
+        <w:t xml:space="preserve">2.1. O CONTRATANTE {{nomeCompleto}}, CPF/CNPJ nº {{cpfCnpj}}, titular da Unidade Consumidora nº {{unidadeConsumidora}}, poderá exercer a opção de compra da usina a partir do </w:t>
+      </w:r>
+      <w:r>
+        <w:rPr>
+          <w:rFonts w:ascii="Times New Roman" w:eastAsia="Times New Roman" w:hAnsi="Times New Roman" w:cs="Times New Roman"/>
           <w:b/>
           <w:bCs/>
-        </w:rPr>
-        <w:t>2. ELEGIBILIDADE PARA COMPRA ANTECIPADA</w:t>
-      </w:r>
-    </w:p>
-    <w:p>
-      <w:pPr>
-        <w:rPr>
-          <w:rFonts w:ascii="Times New Roman" w:hAnsi="Times New Roman" w:cs="Times New Roman"/>
-          <w:shd w:val="clear" w:color="auto" w:fill="FAFAFA"/>
-        </w:rPr>
-      </w:pPr>
-      <w:r>
-        <w:rPr>
-          <w:rFonts w:ascii="Times New Roman" w:hAnsi="Times New Roman" w:cs="Times New Roman"/>
-        </w:rPr>
-        <w:t xml:space="preserve">2.1. </w:t>
-      </w:r>
-      <w:r>
-        <w:rPr>
-          <w:rFonts w:ascii="Times New Roman" w:hAnsi="Times New Roman" w:cs="Times New Roman"/>
-          <w:shd w:val="clear" w:color="auto" w:fill="FAFAFA"/>
-        </w:rPr>
-        <w:t>O CONTRATANTE {{nomeCompleto}}, CPF/CNPJ nº {{cpfCnpj}}, titular da Unidade Consumidora nº {{unidadeConsumidora}}, poderá exercer a opção de compra da usina a partir do 7º (sétimo) mês de vigência contratual, desde que tenham sido integralmente quitadas todas as mensalidades vencidas e não haja qualquer pendência contratual, regulatória, técnica ou jurídica, incluindo, mas não se limitando a, licenças, autorizações e outras obrigações aplicáveis.</w:t>
-      </w:r>
-    </w:p>
-    <w:p>
-      <w:pPr>
-        <w:rPr>
-          <w:rFonts w:ascii="Times New Roman" w:hAnsi="Times New Roman" w:cs="Times New Roman"/>
-        </w:rPr>
-      </w:pPr>
-      <w:r>
-        <w:rPr>
-          <w:rFonts w:ascii="Times New Roman" w:hAnsi="Times New Roman" w:cs="Times New Roman"/>
-        </w:rPr>
-        <w:t xml:space="preserve">2.2. Antes do prazo de elegibilidade, a </w:t>
-      </w:r>
-      <w:r>
-        <w:rPr>
-          <w:rFonts w:ascii="Times New Roman" w:hAnsi="Times New Roman" w:cs="Times New Roman"/>
-        </w:rPr>
-        <w:t>SOLARINVEST</w:t>
-      </w:r>
-      <w:r>
-        <w:rPr>
-          <w:rFonts w:ascii="Times New Roman" w:hAnsi="Times New Roman" w:cs="Times New Roman"/>
-        </w:rPr>
-        <w:t xml:space="preserve"> poderá, a seu exclusivo critério, autorizar a compra mediante pagamento equivalente ao investimento inicial integral, acrescido de:</w:t>
-      </w:r>
-    </w:p>
-    <w:p>
-      <w:pPr>
-        <w:rPr>
-          <w:rFonts w:ascii="Times New Roman" w:hAnsi="Times New Roman" w:cs="Times New Roman"/>
-        </w:rPr>
-      </w:pPr>
-      <w:r>
-        <w:rPr>
-          <w:rFonts w:ascii="Times New Roman" w:hAnsi="Times New Roman" w:cs="Times New Roman"/>
-        </w:rPr>
-        <w:t>• atualização monetária pelo IPCA;</w:t>
-      </w:r>
-    </w:p>
-    <w:p>
-      <w:pPr>
-        <w:rPr>
-          <w:rFonts w:ascii="Times New Roman" w:hAnsi="Times New Roman" w:cs="Times New Roman"/>
-        </w:rPr>
-      </w:pPr>
-      <w:r>
-        <w:rPr>
-          <w:rFonts w:ascii="Times New Roman" w:hAnsi="Times New Roman" w:cs="Times New Roman"/>
-        </w:rPr>
-        <w:t>• encargos administrativos;</w:t>
-      </w:r>
-    </w:p>
-    <w:p>
-      <w:pPr>
-        <w:rPr>
-          <w:rFonts w:ascii="Times New Roman" w:hAnsi="Times New Roman" w:cs="Times New Roman"/>
-        </w:rPr>
-      </w:pPr>
-      <w:r>
-        <w:rPr>
-          <w:rFonts w:ascii="Times New Roman" w:hAnsi="Times New Roman" w:cs="Times New Roman"/>
-        </w:rPr>
-        <w:t>• custos regulatórios e operacionais aplicáveis.</w:t>
-      </w:r>
-    </w:p>
-    <w:p>
-      <w:pPr>
-        <w:rPr>
-          <w:rFonts w:ascii="Times New Roman" w:hAnsi="Times New Roman" w:cs="Times New Roman"/>
-        </w:rPr>
-      </w:pPr>
-      <w:r>
-        <w:rPr>
-          <w:rFonts w:ascii="Times New Roman" w:hAnsi="Times New Roman" w:cs="Times New Roman"/>
-        </w:rPr>
-        <w:t xml:space="preserve">2.3. A </w:t>
-      </w:r>
-      <w:r>
-        <w:rPr>
-          <w:rFonts w:ascii="Times New Roman" w:hAnsi="Times New Roman" w:cs="Times New Roman"/>
-        </w:rPr>
-        <w:t>SOLARINVEST</w:t>
-      </w:r>
-      <w:r>
-        <w:rPr>
-          <w:rFonts w:ascii="Times New Roman" w:hAnsi="Times New Roman" w:cs="Times New Roman"/>
-        </w:rPr>
-        <w:t xml:space="preserve"> poderá recusar o exercício da opção de compra antecipada caso:</w:t>
-      </w:r>
-    </w:p>
-    <w:p>
-      <w:pPr>
-        <w:rPr>
-          <w:rFonts w:ascii="Times New Roman" w:hAnsi="Times New Roman" w:cs="Times New Roman"/>
-        </w:rPr>
-      </w:pPr>
-      <w:r>
-        <w:rPr>
-          <w:rFonts w:ascii="Times New Roman" w:hAnsi="Times New Roman" w:cs="Times New Roman"/>
-        </w:rPr>
-        <w:t>• existam débitos pendentes;</w:t>
-      </w:r>
-    </w:p>
-    <w:p>
-      <w:pPr>
-        <w:rPr>
-          <w:rFonts w:ascii="Times New Roman" w:hAnsi="Times New Roman" w:cs="Times New Roman"/>
-        </w:rPr>
-      </w:pPr>
-      <w:r>
-        <w:rPr>
-          <w:rFonts w:ascii="Times New Roman" w:hAnsi="Times New Roman" w:cs="Times New Roman"/>
-        </w:rPr>
-        <w:t>• haja obras, reformas ou riscos estruturais;</w:t>
-      </w:r>
-    </w:p>
-    <w:p>
-      <w:pPr>
-        <w:rPr>
-          <w:rFonts w:ascii="Times New Roman" w:hAnsi="Times New Roman" w:cs="Times New Roman"/>
-        </w:rPr>
-      </w:pPr>
-      <w:r>
-        <w:rPr>
-          <w:rFonts w:ascii="Times New Roman" w:hAnsi="Times New Roman" w:cs="Times New Roman"/>
-        </w:rPr>
-        <w:t>• haja impedimento legal, técnico ou contratual.</w:t>
-      </w:r>
-    </w:p>
-    <w:p>
-      <w:pPr>
-        <w:rPr>
-          <w:rFonts w:ascii="Times New Roman" w:hAnsi="Times New Roman" w:cs="Times New Roman"/>
-        </w:rPr>
-      </w:pPr>
-    </w:p>
-    <w:p>
-      <w:pPr>
-        <w:rPr>
-          <w:rFonts w:ascii="Times New Roman" w:hAnsi="Times New Roman" w:cs="Times New Roman"/>
+          <w:kern w:val="0"/>
+          <w14:ligatures w14:val="none"/>
+        </w:rPr>
+        <w:t>6º (sexto) mês completo</w:t>
+      </w:r>
+      <w:r>
+        <w:rPr>
+          <w:rFonts w:ascii="Times New Roman" w:eastAsia="Times New Roman" w:hAnsi="Times New Roman" w:cs="Times New Roman"/>
+          <w:kern w:val="0"/>
+          <w14:ligatures w14:val="none"/>
+        </w:rPr>
+        <w:t xml:space="preserve"> de vigência contratual, desde que tenham sido integralmente quitadas todas as mensalidades vencidas e não haja qualquer pendência contratual, regulatória, técnica ou jurídica, incluindo, mas não se limitando a, licenças, autorizações e outras obrigações aplicáveis.</w:t>
+      </w:r>
+    </w:p>
+    <w:p>
+      <w:pPr>
+        <w:spacing w:before="100" w:beforeAutospacing="1" w:after="100" w:afterAutospacing="1" w:line="240" w:lineRule="auto"/>
+        <w:rPr>
+          <w:rFonts w:ascii="Times New Roman" w:eastAsia="Times New Roman" w:hAnsi="Times New Roman" w:cs="Times New Roman"/>
+          <w:kern w:val="0"/>
+          <w14:ligatures w14:val="none"/>
+        </w:rPr>
+      </w:pPr>
+      <w:r>
+        <w:rPr>
+          <w:rFonts w:ascii="Times New Roman" w:eastAsia="Times New Roman" w:hAnsi="Times New Roman" w:cs="Times New Roman"/>
+          <w:kern w:val="0"/>
+          <w14:ligatures w14:val="none"/>
+        </w:rPr>
+        <w:t>2.2. Antes do prazo de elegibilidade de 6 (seis) meses, a SOLARINVEST poderá, a seu exclusivo critério, autorizar a compra mediante pagamento equivalente ao investimento inicial integral, acrescido de:</w:t>
+      </w:r>
+    </w:p>
+    <w:p>
+      <w:pPr>
+        <w:numPr>
+          <w:ilvl w:val="0"/>
+          <w:numId w:val="10"/>
+        </w:numPr>
+        <w:spacing w:before="100" w:beforeAutospacing="1" w:after="100" w:afterAutospacing="1" w:line="240" w:lineRule="auto"/>
+        <w:rPr>
+          <w:rFonts w:ascii="Times New Roman" w:eastAsia="Times New Roman" w:hAnsi="Times New Roman" w:cs="Times New Roman"/>
+          <w:kern w:val="0"/>
+          <w14:ligatures w14:val="none"/>
+        </w:rPr>
+      </w:pPr>
+      <w:r>
+        <w:rPr>
+          <w:rFonts w:ascii="Times New Roman" w:eastAsia="Times New Roman" w:hAnsi="Times New Roman" w:cs="Times New Roman"/>
+          <w:kern w:val="0"/>
+          <w14:ligatures w14:val="none"/>
+        </w:rPr>
+        <w:t>atualização monetária pelo IPCA;</w:t>
+      </w:r>
+    </w:p>
+    <w:p>
+      <w:pPr>
+        <w:numPr>
+          <w:ilvl w:val="0"/>
+          <w:numId w:val="10"/>
+        </w:numPr>
+        <w:spacing w:before="100" w:beforeAutospacing="1" w:after="100" w:afterAutospacing="1" w:line="240" w:lineRule="auto"/>
+        <w:rPr>
+          <w:rFonts w:ascii="Times New Roman" w:eastAsia="Times New Roman" w:hAnsi="Times New Roman" w:cs="Times New Roman"/>
+          <w:kern w:val="0"/>
+          <w14:ligatures w14:val="none"/>
+        </w:rPr>
+      </w:pPr>
+      <w:r>
+        <w:rPr>
+          <w:rFonts w:ascii="Times New Roman" w:eastAsia="Times New Roman" w:hAnsi="Times New Roman" w:cs="Times New Roman"/>
+          <w:kern w:val="0"/>
+          <w14:ligatures w14:val="none"/>
+        </w:rPr>
+        <w:t>encargos administrativos;</w:t>
+      </w:r>
+    </w:p>
+    <w:p>
+      <w:pPr>
+        <w:numPr>
+          <w:ilvl w:val="0"/>
+          <w:numId w:val="10"/>
+        </w:numPr>
+        <w:spacing w:before="100" w:beforeAutospacing="1" w:after="100" w:afterAutospacing="1" w:line="240" w:lineRule="auto"/>
+        <w:rPr>
+          <w:rFonts w:ascii="Times New Roman" w:eastAsia="Times New Roman" w:hAnsi="Times New Roman" w:cs="Times New Roman"/>
+          <w:kern w:val="0"/>
+          <w14:ligatures w14:val="none"/>
+        </w:rPr>
+      </w:pPr>
+      <w:r>
+        <w:rPr>
+          <w:rFonts w:ascii="Times New Roman" w:eastAsia="Times New Roman" w:hAnsi="Times New Roman" w:cs="Times New Roman"/>
+          <w:kern w:val="0"/>
+          <w14:ligatures w14:val="none"/>
+        </w:rPr>
+        <w:t>custos regulatórios e operacionais aplicáveis.</w:t>
+      </w:r>
+    </w:p>
+    <w:p>
+      <w:pPr>
+        <w:spacing w:before="100" w:beforeAutospacing="1" w:after="100" w:afterAutospacing="1" w:line="240" w:lineRule="auto"/>
+        <w:rPr>
+          <w:rFonts w:ascii="Times New Roman" w:eastAsia="Times New Roman" w:hAnsi="Times New Roman" w:cs="Times New Roman"/>
+          <w:kern w:val="0"/>
+          <w14:ligatures w14:val="none"/>
+        </w:rPr>
+      </w:pPr>
+      <w:r>
+        <w:rPr>
+          <w:rFonts w:ascii="Times New Roman" w:eastAsia="Times New Roman" w:hAnsi="Times New Roman" w:cs="Times New Roman"/>
+          <w:kern w:val="0"/>
+          <w14:ligatures w14:val="none"/>
+        </w:rPr>
+        <w:t>2.3. A SOLARINVEST poderá recusar o exercício da opção de compra antecipada caso:</w:t>
+      </w:r>
+    </w:p>
+    <w:p>
+      <w:pPr>
+        <w:numPr>
+          <w:ilvl w:val="0"/>
+          <w:numId w:val="11"/>
+        </w:numPr>
+        <w:spacing w:before="100" w:beforeAutospacing="1" w:after="100" w:afterAutospacing="1" w:line="240" w:lineRule="auto"/>
+        <w:rPr>
+          <w:rFonts w:ascii="Times New Roman" w:eastAsia="Times New Roman" w:hAnsi="Times New Roman" w:cs="Times New Roman"/>
+          <w:kern w:val="0"/>
+          <w14:ligatures w14:val="none"/>
+        </w:rPr>
+      </w:pPr>
+      <w:r>
+        <w:rPr>
+          <w:rFonts w:ascii="Times New Roman" w:eastAsia="Times New Roman" w:hAnsi="Times New Roman" w:cs="Times New Roman"/>
+          <w:kern w:val="0"/>
+          <w14:ligatures w14:val="none"/>
+        </w:rPr>
+        <w:t>existam débitos pendentes de qualquer natureza;</w:t>
+      </w:r>
+    </w:p>
+    <w:p>
+      <w:pPr>
+        <w:numPr>
+          <w:ilvl w:val="0"/>
+          <w:numId w:val="11"/>
+        </w:numPr>
+        <w:spacing w:before="100" w:beforeAutospacing="1" w:after="100" w:afterAutospacing="1" w:line="240" w:lineRule="auto"/>
+        <w:rPr>
+          <w:rFonts w:ascii="Times New Roman" w:eastAsia="Times New Roman" w:hAnsi="Times New Roman" w:cs="Times New Roman"/>
+          <w:kern w:val="0"/>
+          <w14:ligatures w14:val="none"/>
+        </w:rPr>
+      </w:pPr>
+      <w:r>
+        <w:rPr>
+          <w:rFonts w:ascii="Times New Roman" w:eastAsia="Times New Roman" w:hAnsi="Times New Roman" w:cs="Times New Roman"/>
+          <w:kern w:val="0"/>
+          <w14:ligatures w14:val="none"/>
+        </w:rPr>
+        <w:t>haja obras, reformas ou riscos estruturais no imóvel que comprometam o sistema;</w:t>
+      </w:r>
+    </w:p>
+    <w:p>
+      <w:pPr>
+        <w:numPr>
+          <w:ilvl w:val="0"/>
+          <w:numId w:val="11"/>
+        </w:numPr>
+        <w:spacing w:before="100" w:beforeAutospacing="1" w:after="100" w:afterAutospacing="1" w:line="240" w:lineRule="auto"/>
+        <w:rPr>
+          <w:rFonts w:ascii="Times New Roman" w:eastAsia="Times New Roman" w:hAnsi="Times New Roman" w:cs="Times New Roman"/>
+          <w:kern w:val="0"/>
+          <w14:ligatures w14:val="none"/>
+        </w:rPr>
+      </w:pPr>
+      <w:r>
+        <w:rPr>
+          <w:rFonts w:ascii="Times New Roman" w:eastAsia="Times New Roman" w:hAnsi="Times New Roman" w:cs="Times New Roman"/>
+          <w:kern w:val="0"/>
+          <w14:ligatures w14:val="none"/>
+        </w:rPr>
+        <w:t>haja impedimento legal, técnico ou regulatório superveniente.</w:t>
+      </w:r>
+    </w:p>
+    <w:p>
+      <w:pPr>
+        <w:spacing w:before="100" w:beforeAutospacing="1" w:after="100" w:afterAutospacing="1" w:line="240" w:lineRule="auto"/>
+        <w:rPr>
+          <w:rFonts w:ascii="Times New Roman" w:eastAsia="Times New Roman" w:hAnsi="Times New Roman" w:cs="Times New Roman"/>
+          <w:kern w:val="0"/>
+          <w14:ligatures w14:val="none"/>
+        </w:rPr>
+      </w:pPr>
+      <w:r>
+        <w:rPr>
+          <w:rFonts w:ascii="Times New Roman" w:eastAsia="Times New Roman" w:hAnsi="Times New Roman" w:cs="Times New Roman"/>
           <w:b/>
           <w:bCs/>
-        </w:rPr>
-      </w:pPr>
-      <w:r>
-        <w:rPr>
-          <w:rFonts w:ascii="Times New Roman" w:hAnsi="Times New Roman" w:cs="Times New Roman"/>
+          <w:kern w:val="0"/>
+          <w14:ligatures w14:val="none"/>
+        </w:rPr>
+        <w:t>3. CÁLCULO DO VALOR DE EXERCÍCIO DE COMPRA (VEC)</w:t>
+      </w:r>
+    </w:p>
+    <w:p>
+      <w:pPr>
+        <w:spacing w:before="100" w:beforeAutospacing="1" w:after="100" w:afterAutospacing="1" w:line="240" w:lineRule="auto"/>
+        <w:rPr>
+          <w:rFonts w:ascii="Times New Roman" w:eastAsia="Times New Roman" w:hAnsi="Times New Roman" w:cs="Times New Roman"/>
+          <w:kern w:val="0"/>
+          <w14:ligatures w14:val="none"/>
+        </w:rPr>
+      </w:pPr>
+      <w:r>
+        <w:rPr>
+          <w:rFonts w:ascii="Times New Roman" w:eastAsia="Times New Roman" w:hAnsi="Times New Roman" w:cs="Times New Roman"/>
+          <w:kern w:val="0"/>
+          <w14:ligatures w14:val="none"/>
+        </w:rPr>
+        <w:t>O Valor de Exercício de Compra (VEC) será calculado pela fórmula:</w:t>
+      </w:r>
+    </w:p>
+    <w:p>
+      <w:pPr>
+        <w:spacing w:before="100" w:beforeAutospacing="1" w:after="100" w:afterAutospacing="1" w:line="240" w:lineRule="auto"/>
+        <w:rPr>
+          <w:rFonts w:ascii="Times New Roman" w:eastAsia="Times New Roman" w:hAnsi="Times New Roman" w:cs="Times New Roman"/>
+          <w:kern w:val="0"/>
+          <w14:ligatures w14:val="none"/>
+        </w:rPr>
+      </w:pPr>
+      <w:r>
+        <w:rPr>
+          <w:rFonts w:ascii="Times New Roman" w:eastAsia="Times New Roman" w:hAnsi="Times New Roman" w:cs="Times New Roman"/>
           <w:b/>
           <w:bCs/>
-        </w:rPr>
-        <w:t>3. CÁLCULO DO VALOR DE EXERCÍCIO DE COMPRA (VEC)</w:t>
-      </w:r>
-    </w:p>
-    <w:p>
-      <w:pPr>
-        <w:rPr>
-          <w:rFonts w:ascii="Times New Roman" w:hAnsi="Times New Roman" w:cs="Times New Roman"/>
-        </w:rPr>
-      </w:pPr>
-      <w:r>
-        <w:rPr>
-          <w:rFonts w:ascii="Times New Roman" w:hAnsi="Times New Roman" w:cs="Times New Roman"/>
-        </w:rPr>
-        <w:t>O Valor de Exercício de Compra (VEC) será calculado pela fórmula:</w:t>
-      </w:r>
-    </w:p>
-    <w:p>
-      <w:pPr>
-        <w:rPr>
-          <w:rFonts w:ascii="Times New Roman" w:hAnsi="Times New Roman" w:cs="Times New Roman"/>
-        </w:rPr>
-      </w:pPr>
-      <w:r>
-        <w:rPr>
-          <w:rFonts w:ascii="Times New Roman" w:hAnsi="Times New Roman" w:cs="Times New Roman"/>
-        </w:rPr>
-        <w:t>VEC(m) = max[ 0 , VM × F(m) – P(m) ]</w:t>
-      </w:r>
-    </w:p>
-    <w:p>
-      <w:pPr>
-        <w:rPr>
-          <w:rFonts w:ascii="Times New Roman" w:hAnsi="Times New Roman" w:cs="Times New Roman"/>
-        </w:rPr>
-      </w:pPr>
-      <w:r>
-        <w:rPr>
-          <w:rFonts w:ascii="Times New Roman" w:hAnsi="Times New Roman" w:cs="Times New Roman"/>
+          <w:kern w:val="0"/>
+          <w14:ligatures w14:val="none"/>
+        </w:rPr>
+        <w:t>VEC(m) = max[ 0 , (VM × F(m)) – A(m) ]</w:t>
+      </w:r>
+    </w:p>
+    <w:p>
+      <w:pPr>
+        <w:spacing w:before="100" w:beforeAutospacing="1" w:after="100" w:afterAutospacing="1" w:line="240" w:lineRule="auto"/>
+        <w:rPr>
+          <w:rFonts w:ascii="Times New Roman" w:eastAsia="Times New Roman" w:hAnsi="Times New Roman" w:cs="Times New Roman"/>
+          <w:kern w:val="0"/>
+          <w14:ligatures w14:val="none"/>
+        </w:rPr>
+      </w:pPr>
+      <w:r>
+        <w:rPr>
+          <w:rFonts w:ascii="Times New Roman" w:eastAsia="Times New Roman" w:hAnsi="Times New Roman" w:cs="Times New Roman"/>
+          <w:kern w:val="0"/>
+          <w14:ligatures w14:val="none"/>
         </w:rPr>
         <w:t>Onde:</w:t>
       </w:r>
     </w:p>
     <w:p>
       <w:pPr>
-        <w:rPr>
-          <w:rFonts w:ascii="Times New Roman" w:hAnsi="Times New Roman" w:cs="Times New Roman"/>
-        </w:rPr>
-      </w:pPr>
-      <w:r>
-        <w:rPr>
-          <w:rFonts w:ascii="Times New Roman" w:hAnsi="Times New Roman" w:cs="Times New Roman"/>
-        </w:rPr>
-        <w:lastRenderedPageBreak/>
-        <w:t>• VM = Valor de Mercado da Usina (custo de reposição atualizado);</w:t>
-      </w:r>
-    </w:p>
-    <w:p>
-      <w:pPr>
-        <w:rPr>
-          <w:rFonts w:ascii="Times New Roman" w:hAnsi="Times New Roman" w:cs="Times New Roman"/>
-        </w:rPr>
-      </w:pPr>
-      <w:r>
-        <w:rPr>
-          <w:rFonts w:ascii="Times New Roman" w:hAnsi="Times New Roman" w:cs="Times New Roman"/>
-        </w:rPr>
-        <w:t>• F(m) = Fator de Depreciação Econômica no mês m;</w:t>
-      </w:r>
-    </w:p>
-    <w:p>
-      <w:pPr>
-        <w:rPr>
-          <w:rFonts w:ascii="Times New Roman" w:hAnsi="Times New Roman" w:cs="Times New Roman"/>
-        </w:rPr>
-      </w:pPr>
-      <w:r>
-        <w:rPr>
-          <w:rFonts w:ascii="Times New Roman" w:hAnsi="Times New Roman" w:cs="Times New Roman"/>
-        </w:rPr>
-        <w:t>• P(m) = Total de parcelas pagas até o mês m;</w:t>
-      </w:r>
-    </w:p>
-    <w:p>
-      <w:pPr>
-        <w:rPr>
-          <w:rFonts w:ascii="Times New Roman" w:hAnsi="Times New Roman" w:cs="Times New Roman"/>
-        </w:rPr>
-      </w:pPr>
-      <w:r>
-        <w:rPr>
-          <w:rFonts w:ascii="Times New Roman" w:hAnsi="Times New Roman" w:cs="Times New Roman"/>
-        </w:rPr>
-        <w:t>• m = mês contratual vigente.</w:t>
-      </w:r>
-    </w:p>
-    <w:p>
-      <w:pPr>
-        <w:rPr>
-          <w:rFonts w:ascii="Times New Roman" w:hAnsi="Times New Roman" w:cs="Times New Roman"/>
-        </w:rPr>
-      </w:pPr>
-      <w:r>
-        <w:rPr>
-          <w:rFonts w:ascii="Times New Roman" w:hAnsi="Times New Roman" w:cs="Times New Roman"/>
-        </w:rPr>
-        <w:t>3.1. Valor Residual Mínimo</w:t>
-      </w:r>
-    </w:p>
-    <w:p>
-      <w:pPr>
-        <w:rPr>
-          <w:rFonts w:ascii="Times New Roman" w:hAnsi="Times New Roman" w:cs="Times New Roman"/>
-        </w:rPr>
-      </w:pPr>
-      <w:r>
-        <w:rPr>
-          <w:rFonts w:ascii="Times New Roman" w:hAnsi="Times New Roman" w:cs="Times New Roman"/>
-        </w:rPr>
-        <w:t>• Mês 1 a 24: valor residual mínimo de 40% do valor original;</w:t>
-      </w:r>
-    </w:p>
-    <w:p>
-      <w:pPr>
-        <w:rPr>
-          <w:rFonts w:ascii="Times New Roman" w:hAnsi="Times New Roman" w:cs="Times New Roman"/>
-        </w:rPr>
-      </w:pPr>
-      <w:r>
-        <w:rPr>
-          <w:rFonts w:ascii="Times New Roman" w:hAnsi="Times New Roman" w:cs="Times New Roman"/>
-        </w:rPr>
-        <w:t>• Mês 25 a 60: redução progressiva até mínimo de 10%.</w:t>
-      </w:r>
-    </w:p>
-    <w:p>
-      <w:pPr>
-        <w:pStyle w:val="p1"/>
-      </w:pPr>
-      <w:r>
-        <w:t xml:space="preserve">3.2. Ao término do prazo contratual, e estando o CONTRATANTE integralmente adimplente com todas as suas obrigações, a SOLARINVEST poderá efetuar a transferência da propriedade do sistema ao CONTRATANTE, como consequência do integral cumprimento contratual, nos termos da </w:t>
-      </w:r>
-      <w:r>
-        <w:t>cláusula 2.3</w:t>
-      </w:r>
-      <w:r>
-        <w:t xml:space="preserve"> do contrato principal, não caracterizando tal transferência operação de compra e venda, financiamento, parcelamento ou amortização do bem.</w:t>
-      </w:r>
-    </w:p>
-    <w:p>
-      <w:pPr>
-        <w:rPr>
-          <w:rFonts w:ascii="Times New Roman" w:hAnsi="Times New Roman" w:cs="Times New Roman"/>
-        </w:rPr>
-      </w:pPr>
-      <w:r>
-        <w:rPr>
-          <w:rFonts w:ascii="Times New Roman" w:hAnsi="Times New Roman" w:cs="Times New Roman"/>
-        </w:rPr>
-        <w:t>3.3. O valor final poderá refletir atualização tecnológica ou variações de mercado, com base em tecnologia equivalente ou superior.</w:t>
-      </w:r>
-    </w:p>
-    <w:p>
-      <w:pPr>
-        <w:rPr>
-          <w:rFonts w:ascii="Times New Roman" w:hAnsi="Times New Roman" w:cs="Times New Roman"/>
-        </w:rPr>
-      </w:pPr>
-    </w:p>
-    <w:p>
-      <w:pPr>
-        <w:rPr>
-          <w:rFonts w:ascii="Times New Roman" w:hAnsi="Times New Roman" w:cs="Times New Roman"/>
+        <w:numPr>
+          <w:ilvl w:val="0"/>
+          <w:numId w:val="12"/>
+        </w:numPr>
+        <w:spacing w:before="100" w:beforeAutospacing="1" w:after="100" w:afterAutospacing="1" w:line="240" w:lineRule="auto"/>
+        <w:rPr>
+          <w:rFonts w:ascii="Times New Roman" w:eastAsia="Times New Roman" w:hAnsi="Times New Roman" w:cs="Times New Roman"/>
+          <w:kern w:val="0"/>
+          <w14:ligatures w14:val="none"/>
+        </w:rPr>
+      </w:pPr>
+      <w:r>
+        <w:rPr>
+          <w:rFonts w:ascii="Times New Roman" w:eastAsia="Times New Roman" w:hAnsi="Times New Roman" w:cs="Times New Roman"/>
           <w:b/>
           <w:bCs/>
-        </w:rPr>
-      </w:pPr>
-      <w:r>
-        <w:rPr>
-          <w:rFonts w:ascii="Times New Roman" w:hAnsi="Times New Roman" w:cs="Times New Roman"/>
+          <w:kern w:val="0"/>
+          <w14:ligatures w14:val="none"/>
+        </w:rPr>
+        <w:t>VM</w:t>
+      </w:r>
+      <w:r>
+        <w:rPr>
+          <w:rFonts w:ascii="Times New Roman" w:eastAsia="Times New Roman" w:hAnsi="Times New Roman" w:cs="Times New Roman"/>
+          <w:kern w:val="0"/>
+          <w14:ligatures w14:val="none"/>
+        </w:rPr>
+        <w:t xml:space="preserve"> = Valor de Mercado da Usina (conforme Cláusula 4 deste Anexo);</w:t>
+      </w:r>
+    </w:p>
+    <w:p>
+      <w:pPr>
+        <w:numPr>
+          <w:ilvl w:val="0"/>
+          <w:numId w:val="12"/>
+        </w:numPr>
+        <w:spacing w:before="100" w:beforeAutospacing="1" w:after="100" w:afterAutospacing="1" w:line="240" w:lineRule="auto"/>
+        <w:rPr>
+          <w:rFonts w:ascii="Times New Roman" w:eastAsia="Times New Roman" w:hAnsi="Times New Roman" w:cs="Times New Roman"/>
+          <w:kern w:val="0"/>
+          <w14:ligatures w14:val="none"/>
+        </w:rPr>
+      </w:pPr>
+      <w:r>
+        <w:rPr>
+          <w:rFonts w:ascii="Times New Roman" w:eastAsia="Times New Roman" w:hAnsi="Times New Roman" w:cs="Times New Roman"/>
           <w:b/>
           <w:bCs/>
-        </w:rPr>
-        <w:t>4. PROCEDIMENTO PARA COMPRA</w:t>
-      </w:r>
-    </w:p>
-    <w:p>
-      <w:pPr>
-        <w:rPr>
-          <w:rFonts w:ascii="Times New Roman" w:hAnsi="Times New Roman" w:cs="Times New Roman"/>
-        </w:rPr>
-      </w:pPr>
-      <w:r>
-        <w:rPr>
-          <w:rFonts w:ascii="Times New Roman" w:hAnsi="Times New Roman" w:cs="Times New Roman"/>
-        </w:rPr>
-        <w:t>4.1. O CONTRATANTE deve manifestar interesse formal por escrito (e-mail ou plataforma autorizada) com antecedência mínima de 30 dias.</w:t>
-      </w:r>
-    </w:p>
-    <w:p>
-      <w:pPr>
-        <w:rPr>
-          <w:rFonts w:ascii="Times New Roman" w:hAnsi="Times New Roman" w:cs="Times New Roman"/>
-        </w:rPr>
-      </w:pPr>
-      <w:r>
-        <w:rPr>
-          <w:rFonts w:ascii="Times New Roman" w:hAnsi="Times New Roman" w:cs="Times New Roman"/>
-        </w:rPr>
-        <w:t xml:space="preserve">4.2. A </w:t>
-      </w:r>
-      <w:r>
-        <w:rPr>
-          <w:rFonts w:ascii="Times New Roman" w:hAnsi="Times New Roman" w:cs="Times New Roman"/>
-        </w:rPr>
-        <w:t>SOLARINVEST</w:t>
-      </w:r>
-      <w:r>
-        <w:rPr>
-          <w:rFonts w:ascii="Times New Roman" w:hAnsi="Times New Roman" w:cs="Times New Roman"/>
-        </w:rPr>
-        <w:t xml:space="preserve"> terá até 10 dias úteis para apresentar proposta definitiva de compra, com base no VEC calculado.</w:t>
-      </w:r>
-    </w:p>
-    <w:p>
-      <w:pPr>
-        <w:rPr>
-          <w:rFonts w:ascii="Times New Roman" w:hAnsi="Times New Roman" w:cs="Times New Roman"/>
-        </w:rPr>
-      </w:pPr>
-      <w:r>
-        <w:rPr>
-          <w:rFonts w:ascii="Times New Roman" w:hAnsi="Times New Roman" w:cs="Times New Roman"/>
-        </w:rPr>
-        <w:t>4.3. A proposta terá validade de 15 dias corridos e deverá ser quitada integralmente em parcela única.</w:t>
-      </w:r>
-    </w:p>
-    <w:p>
-      <w:pPr>
-        <w:rPr>
-          <w:rFonts w:ascii="Times New Roman" w:hAnsi="Times New Roman" w:cs="Times New Roman"/>
-        </w:rPr>
-      </w:pPr>
-      <w:r>
-        <w:rPr>
-          <w:rFonts w:ascii="Times New Roman" w:hAnsi="Times New Roman" w:cs="Times New Roman"/>
-        </w:rPr>
-        <w:t>4.4. A transferência será formalizada mediante Termo de Quitação e Transferência de Propriedade.</w:t>
-      </w:r>
-    </w:p>
-    <w:p>
-      <w:pPr>
-        <w:rPr>
-          <w:rFonts w:ascii="Times New Roman" w:hAnsi="Times New Roman" w:cs="Times New Roman"/>
-        </w:rPr>
-      </w:pPr>
-    </w:p>
-    <w:p>
-      <w:pPr>
-        <w:rPr>
-          <w:rFonts w:ascii="Times New Roman" w:hAnsi="Times New Roman" w:cs="Times New Roman"/>
+          <w:kern w:val="0"/>
+          <w14:ligatures w14:val="none"/>
+        </w:rPr>
+        <w:t>F(m)</w:t>
+      </w:r>
+      <w:r>
+        <w:rPr>
+          <w:rFonts w:ascii="Times New Roman" w:eastAsia="Times New Roman" w:hAnsi="Times New Roman" w:cs="Times New Roman"/>
+          <w:kern w:val="0"/>
+          <w14:ligatures w14:val="none"/>
+        </w:rPr>
+        <w:t xml:space="preserve"> = Fator de Depreciação Econômica no mês m;</w:t>
+      </w:r>
+    </w:p>
+    <w:p>
+      <w:pPr>
+        <w:numPr>
+          <w:ilvl w:val="0"/>
+          <w:numId w:val="12"/>
+        </w:numPr>
+        <w:spacing w:before="100" w:beforeAutospacing="1" w:after="100" w:afterAutospacing="1" w:line="240" w:lineRule="auto"/>
+        <w:rPr>
+          <w:rFonts w:ascii="Times New Roman" w:eastAsia="Times New Roman" w:hAnsi="Times New Roman" w:cs="Times New Roman"/>
+          <w:kern w:val="0"/>
+          <w14:ligatures w14:val="none"/>
+        </w:rPr>
+      </w:pPr>
+      <w:r>
+        <w:rPr>
+          <w:rFonts w:ascii="Times New Roman" w:eastAsia="Times New Roman" w:hAnsi="Times New Roman" w:cs="Times New Roman"/>
           <w:b/>
           <w:bCs/>
-        </w:rPr>
-      </w:pPr>
-      <w:r>
-        <w:rPr>
-          <w:rFonts w:ascii="Times New Roman" w:hAnsi="Times New Roman" w:cs="Times New Roman"/>
+          <w:kern w:val="0"/>
+          <w14:ligatures w14:val="none"/>
+        </w:rPr>
+        <w:t>A(m)</w:t>
+      </w:r>
+      <w:r>
+        <w:rPr>
+          <w:rFonts w:ascii="Times New Roman" w:eastAsia="Times New Roman" w:hAnsi="Times New Roman" w:cs="Times New Roman"/>
+          <w:kern w:val="0"/>
+          <w14:ligatures w14:val="none"/>
+        </w:rPr>
+        <w:t xml:space="preserve"> = Parcela de amortização técnica acumulada até o mês m (calculada sobre o valor do ativo, independente da mensalidade de serviço);</w:t>
+      </w:r>
+    </w:p>
+    <w:p>
+      <w:pPr>
+        <w:numPr>
+          <w:ilvl w:val="0"/>
+          <w:numId w:val="12"/>
+        </w:numPr>
+        <w:spacing w:before="100" w:beforeAutospacing="1" w:after="100" w:afterAutospacing="1" w:line="240" w:lineRule="auto"/>
+        <w:rPr>
+          <w:rFonts w:ascii="Times New Roman" w:eastAsia="Times New Roman" w:hAnsi="Times New Roman" w:cs="Times New Roman"/>
+          <w:kern w:val="0"/>
+          <w14:ligatures w14:val="none"/>
+        </w:rPr>
+      </w:pPr>
+      <w:r>
+        <w:rPr>
+          <w:rFonts w:ascii="Times New Roman" w:eastAsia="Times New Roman" w:hAnsi="Times New Roman" w:cs="Times New Roman"/>
           <w:b/>
           <w:bCs/>
-        </w:rPr>
-        <w:t>5. EFEITOS DA COMPRA</w:t>
-      </w:r>
-    </w:p>
-    <w:p>
-      <w:pPr>
-        <w:rPr>
-          <w:rFonts w:ascii="Times New Roman" w:hAnsi="Times New Roman" w:cs="Times New Roman"/>
-        </w:rPr>
-      </w:pPr>
-      <w:r>
-        <w:rPr>
-          <w:rFonts w:ascii="Times New Roman" w:hAnsi="Times New Roman" w:cs="Times New Roman"/>
-        </w:rPr>
-        <w:t>5.1. O pagamento integral extingue de forma imediata o contrato de leasing.</w:t>
-      </w:r>
-    </w:p>
-    <w:p>
-      <w:pPr>
-        <w:rPr>
-          <w:rFonts w:ascii="Times New Roman" w:hAnsi="Times New Roman" w:cs="Times New Roman"/>
-        </w:rPr>
-      </w:pPr>
-      <w:r>
-        <w:rPr>
-          <w:rFonts w:ascii="Times New Roman" w:hAnsi="Times New Roman" w:cs="Times New Roman"/>
-        </w:rPr>
-        <w:t xml:space="preserve">5.2. A partir da data da transferência de propriedade, cessam todas as obrigações da </w:t>
-      </w:r>
-      <w:r>
-        <w:rPr>
-          <w:rFonts w:ascii="Times New Roman" w:hAnsi="Times New Roman" w:cs="Times New Roman"/>
-        </w:rPr>
-        <w:t>SOLARINVEST</w:t>
-      </w:r>
-      <w:r>
-        <w:rPr>
-          <w:rFonts w:ascii="Times New Roman" w:hAnsi="Times New Roman" w:cs="Times New Roman"/>
-        </w:rPr>
-        <w:t xml:space="preserve"> relativas a:</w:t>
-      </w:r>
-    </w:p>
-    <w:p>
-      <w:pPr>
-        <w:rPr>
-          <w:rFonts w:ascii="Times New Roman" w:hAnsi="Times New Roman" w:cs="Times New Roman"/>
-        </w:rPr>
-      </w:pPr>
-      <w:r>
-        <w:rPr>
-          <w:rFonts w:ascii="Times New Roman" w:hAnsi="Times New Roman" w:cs="Times New Roman"/>
+          <w:kern w:val="0"/>
+          <w14:ligatures w14:val="none"/>
         </w:rPr>
         <w:lastRenderedPageBreak/>
-        <w:t>• manutenção;</w:t>
-      </w:r>
-    </w:p>
-    <w:p>
-      <w:pPr>
-        <w:rPr>
-          <w:rFonts w:ascii="Times New Roman" w:hAnsi="Times New Roman" w:cs="Times New Roman"/>
-        </w:rPr>
-      </w:pPr>
-      <w:r>
-        <w:rPr>
-          <w:rFonts w:ascii="Times New Roman" w:hAnsi="Times New Roman" w:cs="Times New Roman"/>
-        </w:rPr>
-        <w:t>• seguro;</w:t>
-      </w:r>
-    </w:p>
-    <w:p>
-      <w:pPr>
-        <w:rPr>
-          <w:rFonts w:ascii="Times New Roman" w:hAnsi="Times New Roman" w:cs="Times New Roman"/>
-        </w:rPr>
-      </w:pPr>
-      <w:r>
-        <w:rPr>
-          <w:rFonts w:ascii="Times New Roman" w:hAnsi="Times New Roman" w:cs="Times New Roman"/>
-        </w:rPr>
-        <w:t>• monitoramento;</w:t>
-      </w:r>
-    </w:p>
-    <w:p>
-      <w:pPr>
-        <w:rPr>
-          <w:rFonts w:ascii="Times New Roman" w:hAnsi="Times New Roman" w:cs="Times New Roman"/>
-        </w:rPr>
-      </w:pPr>
-      <w:r>
-        <w:rPr>
-          <w:rFonts w:ascii="Times New Roman" w:hAnsi="Times New Roman" w:cs="Times New Roman"/>
-        </w:rPr>
-        <w:t>• operação;</w:t>
-      </w:r>
-    </w:p>
-    <w:p>
-      <w:pPr>
-        <w:rPr>
-          <w:rFonts w:ascii="Times New Roman" w:hAnsi="Times New Roman" w:cs="Times New Roman"/>
-        </w:rPr>
-      </w:pPr>
-      <w:r>
-        <w:rPr>
-          <w:rFonts w:ascii="Times New Roman" w:hAnsi="Times New Roman" w:cs="Times New Roman"/>
-        </w:rPr>
-        <w:t>• atendimento técnico.</w:t>
-      </w:r>
-    </w:p>
-    <w:p>
-      <w:pPr>
-        <w:rPr>
-          <w:rFonts w:ascii="Times New Roman" w:hAnsi="Times New Roman" w:cs="Times New Roman"/>
-          <w:shd w:val="clear" w:color="auto" w:fill="FAFAFA"/>
-        </w:rPr>
-      </w:pPr>
-      <w:r>
-        <w:rPr>
-          <w:rFonts w:ascii="Times New Roman" w:hAnsi="Times New Roman" w:cs="Times New Roman"/>
-        </w:rPr>
-        <w:t xml:space="preserve">5.3. </w:t>
-      </w:r>
-      <w:r>
-        <w:rPr>
-          <w:rFonts w:ascii="Times New Roman" w:hAnsi="Times New Roman" w:cs="Times New Roman"/>
-          <w:shd w:val="clear" w:color="auto" w:fill="FAFAFA"/>
-        </w:rPr>
-        <w:t>Permanecem apenas as garantias de fábrica conforme documentos do fabricante, sendo responsabilidade do CONTRATANTE acionar diretamente o fabricante em caso de necessidade, após a transferência da propriedade.</w:t>
-      </w:r>
-    </w:p>
-    <w:p>
-      <w:pPr>
-        <w:rPr>
-          <w:rFonts w:ascii="Times New Roman" w:hAnsi="Times New Roman" w:cs="Times New Roman"/>
-        </w:rPr>
-      </w:pPr>
-      <w:r>
-        <w:rPr>
-          <w:rFonts w:ascii="Times New Roman" w:hAnsi="Times New Roman" w:cs="Times New Roman"/>
-        </w:rPr>
-        <w:t xml:space="preserve">5.4. A </w:t>
-      </w:r>
-      <w:r>
-        <w:rPr>
-          <w:rFonts w:ascii="Times New Roman" w:hAnsi="Times New Roman" w:cs="Times New Roman"/>
-        </w:rPr>
-        <w:t>SOLARINVEST</w:t>
-      </w:r>
-      <w:r>
-        <w:rPr>
-          <w:rFonts w:ascii="Times New Roman" w:hAnsi="Times New Roman" w:cs="Times New Roman"/>
-        </w:rPr>
-        <w:t xml:space="preserve"> entregará ao CONTRATANTE toda documentação técnica necessária para regularização do sistema junto à distribuidora e órgãos competentes.</w:t>
-      </w:r>
-    </w:p>
-    <w:p>
-      <w:pPr>
-        <w:rPr>
-          <w:rFonts w:ascii="Times New Roman" w:hAnsi="Times New Roman" w:cs="Times New Roman"/>
-        </w:rPr>
-      </w:pPr>
-    </w:p>
-    <w:p>
-      <w:pPr>
-        <w:rPr>
-          <w:rFonts w:ascii="Times New Roman" w:hAnsi="Times New Roman" w:cs="Times New Roman"/>
+        <w:t>m</w:t>
+      </w:r>
+      <w:r>
+        <w:rPr>
+          <w:rFonts w:ascii="Times New Roman" w:eastAsia="Times New Roman" w:hAnsi="Times New Roman" w:cs="Times New Roman"/>
+          <w:kern w:val="0"/>
+          <w14:ligatures w14:val="none"/>
+        </w:rPr>
+        <w:t xml:space="preserve"> = mês contratual vigente.</w:t>
+      </w:r>
+    </w:p>
+    <w:p>
+      <w:pPr>
+        <w:spacing w:before="100" w:beforeAutospacing="1" w:after="100" w:afterAutospacing="1" w:line="240" w:lineRule="auto"/>
+        <w:rPr>
+          <w:rFonts w:ascii="Times New Roman" w:eastAsia="Times New Roman" w:hAnsi="Times New Roman" w:cs="Times New Roman"/>
+          <w:kern w:val="0"/>
+          <w14:ligatures w14:val="none"/>
+        </w:rPr>
+      </w:pPr>
+      <w:r>
+        <w:rPr>
+          <w:rFonts w:ascii="Times New Roman" w:eastAsia="Times New Roman" w:hAnsi="Times New Roman" w:cs="Times New Roman"/>
+          <w:kern w:val="0"/>
+          <w14:ligatures w14:val="none"/>
+        </w:rPr>
+        <w:t xml:space="preserve">3.1. </w:t>
+      </w:r>
+      <w:r>
+        <w:rPr>
+          <w:rFonts w:ascii="Times New Roman" w:eastAsia="Times New Roman" w:hAnsi="Times New Roman" w:cs="Times New Roman"/>
           <w:b/>
           <w:bCs/>
-        </w:rPr>
-      </w:pPr>
-      <w:r>
-        <w:rPr>
-          <w:rFonts w:ascii="Times New Roman" w:hAnsi="Times New Roman" w:cs="Times New Roman"/>
+          <w:kern w:val="0"/>
+          <w14:ligatures w14:val="none"/>
+        </w:rPr>
+        <w:t>Valor Residual Mínimo:</w:t>
+      </w:r>
+    </w:p>
+    <w:p>
+      <w:pPr>
+        <w:numPr>
+          <w:ilvl w:val="0"/>
+          <w:numId w:val="13"/>
+        </w:numPr>
+        <w:spacing w:before="100" w:beforeAutospacing="1" w:after="100" w:afterAutospacing="1" w:line="240" w:lineRule="auto"/>
+        <w:rPr>
+          <w:rFonts w:ascii="Times New Roman" w:eastAsia="Times New Roman" w:hAnsi="Times New Roman" w:cs="Times New Roman"/>
+          <w:kern w:val="0"/>
+          <w14:ligatures w14:val="none"/>
+        </w:rPr>
+      </w:pPr>
+      <w:r>
+        <w:rPr>
+          <w:rFonts w:ascii="Times New Roman" w:eastAsia="Times New Roman" w:hAnsi="Times New Roman" w:cs="Times New Roman"/>
+          <w:kern w:val="0"/>
+          <w14:ligatures w14:val="none"/>
+        </w:rPr>
+        <w:t>Mês 6 a 24: valor residual mínimo de 40% do valor original;</w:t>
+      </w:r>
+    </w:p>
+    <w:p>
+      <w:pPr>
+        <w:numPr>
+          <w:ilvl w:val="0"/>
+          <w:numId w:val="13"/>
+        </w:numPr>
+        <w:spacing w:before="100" w:beforeAutospacing="1" w:after="100" w:afterAutospacing="1" w:line="240" w:lineRule="auto"/>
+        <w:rPr>
+          <w:rFonts w:ascii="Times New Roman" w:eastAsia="Times New Roman" w:hAnsi="Times New Roman" w:cs="Times New Roman"/>
+          <w:kern w:val="0"/>
+          <w14:ligatures w14:val="none"/>
+        </w:rPr>
+      </w:pPr>
+      <w:r>
+        <w:rPr>
+          <w:rFonts w:ascii="Times New Roman" w:eastAsia="Times New Roman" w:hAnsi="Times New Roman" w:cs="Times New Roman"/>
+          <w:kern w:val="0"/>
+          <w14:ligatures w14:val="none"/>
+        </w:rPr>
+        <w:t>Mês 25 a 60: redução progressiva até o mínimo de 10%.</w:t>
+      </w:r>
+    </w:p>
+    <w:p>
+      <w:pPr>
+        <w:spacing w:before="100" w:beforeAutospacing="1" w:after="100" w:afterAutospacing="1" w:line="240" w:lineRule="auto"/>
+        <w:rPr>
+          <w:rFonts w:ascii="Times New Roman" w:eastAsia="Times New Roman" w:hAnsi="Times New Roman" w:cs="Times New Roman"/>
+          <w:kern w:val="0"/>
+          <w14:ligatures w14:val="none"/>
+        </w:rPr>
+      </w:pPr>
+      <w:r>
+        <w:rPr>
+          <w:rFonts w:ascii="Times New Roman" w:eastAsia="Times New Roman" w:hAnsi="Times New Roman" w:cs="Times New Roman"/>
+          <w:kern w:val="0"/>
+          <w14:ligatures w14:val="none"/>
+        </w:rPr>
+        <w:t xml:space="preserve">3.2. Ao término do prazo contratual, e estando o CONTRATANTE integralmente adimplente com todas as suas obrigações, a SOLARINVEST poderá efetuar a transferência da propriedade do sistema ao CONTRATANTE, como consequência do integral cumprimento contratual, nos termos da </w:t>
+      </w:r>
+      <w:r>
+        <w:rPr>
+          <w:rFonts w:ascii="Times New Roman" w:eastAsia="Times New Roman" w:hAnsi="Times New Roman" w:cs="Times New Roman"/>
           <w:b/>
           <w:bCs/>
-        </w:rPr>
-        <w:t>6. DISPOSIÇÕES FINAIS</w:t>
+          <w:kern w:val="0"/>
+          <w14:ligatures w14:val="none"/>
+        </w:rPr>
+        <w:t>Cláusula 2.3</w:t>
+      </w:r>
+      <w:r>
+        <w:rPr>
+          <w:rFonts w:ascii="Times New Roman" w:eastAsia="Times New Roman" w:hAnsi="Times New Roman" w:cs="Times New Roman"/>
+          <w:kern w:val="0"/>
+          <w14:ligatures w14:val="none"/>
+        </w:rPr>
+        <w:t xml:space="preserve"> do contrato principal.</w:t>
+      </w:r>
+    </w:p>
+    <w:p>
+      <w:pPr>
+        <w:spacing w:before="100" w:beforeAutospacing="1" w:after="100" w:afterAutospacing="1" w:line="240" w:lineRule="auto"/>
+        <w:rPr>
+          <w:rFonts w:ascii="Times New Roman" w:eastAsia="Times New Roman" w:hAnsi="Times New Roman" w:cs="Times New Roman"/>
+          <w:kern w:val="0"/>
+          <w14:ligatures w14:val="none"/>
+        </w:rPr>
+      </w:pPr>
+      <w:r>
+        <w:rPr>
+          <w:rFonts w:ascii="Times New Roman" w:eastAsia="Times New Roman" w:hAnsi="Times New Roman" w:cs="Times New Roman"/>
+          <w:kern w:val="0"/>
+          <w14:ligatures w14:val="none"/>
+        </w:rPr>
+        <w:t>3.3. O valor final do VEC poderá refletir atualização tecnológica ou variações de mercado, com base em tecnologia equivalente ou superior disponível à época do exercício da opção.</w:t>
+      </w:r>
+    </w:p>
+    <w:p>
+      <w:pPr>
+        <w:spacing w:before="100" w:beforeAutospacing="1" w:after="100" w:afterAutospacing="1" w:line="240" w:lineRule="auto"/>
+        <w:rPr>
+          <w:rFonts w:ascii="Times New Roman" w:eastAsia="Times New Roman" w:hAnsi="Times New Roman" w:cs="Times New Roman"/>
+          <w:kern w:val="0"/>
+          <w14:ligatures w14:val="none"/>
+        </w:rPr>
+      </w:pPr>
+      <w:r>
+        <w:rPr>
+          <w:rFonts w:ascii="Times New Roman" w:eastAsia="Times New Roman" w:hAnsi="Times New Roman" w:cs="Times New Roman"/>
+          <w:b/>
+          <w:bCs/>
+          <w:kern w:val="0"/>
+          <w14:ligatures w14:val="none"/>
+        </w:rPr>
+        <w:t>4. DO VALOR DE MERCADO INICIAL DA USINA</w:t>
+      </w:r>
+    </w:p>
+    <w:p>
+      <w:pPr>
+        <w:spacing w:before="100" w:beforeAutospacing="1" w:after="100" w:afterAutospacing="1" w:line="240" w:lineRule="auto"/>
+        <w:rPr>
+          <w:rFonts w:ascii="Times New Roman" w:eastAsia="Times New Roman" w:hAnsi="Times New Roman" w:cs="Times New Roman"/>
+          <w:kern w:val="0"/>
+          <w14:ligatures w14:val="none"/>
+        </w:rPr>
+      </w:pPr>
+      <w:r>
+        <w:rPr>
+          <w:rFonts w:ascii="Times New Roman" w:eastAsia="Times New Roman" w:hAnsi="Times New Roman" w:cs="Times New Roman"/>
+          <w:kern w:val="0"/>
+          <w14:ligatures w14:val="none"/>
+        </w:rPr>
+        <w:t xml:space="preserve">4.1. Para fins de transparência e referência econômica, as partes reconhecem que, na data da celebração do contrato, o Valor de Mercado da usina fotovoltaica é estimado em </w:t>
+      </w:r>
+      <w:r>
+        <w:rPr>
+          <w:rFonts w:ascii="Times New Roman" w:eastAsia="Times New Roman" w:hAnsi="Times New Roman" w:cs="Times New Roman"/>
+          <w:b/>
+          <w:bCs/>
+          <w:kern w:val="0"/>
+          <w14:ligatures w14:val="none"/>
+        </w:rPr>
+        <w:t>R$ {{valordemercado_atual}}</w:t>
+      </w:r>
+      <w:r>
+        <w:rPr>
+          <w:rFonts w:ascii="Times New Roman" w:eastAsia="Times New Roman" w:hAnsi="Times New Roman" w:cs="Times New Roman"/>
+          <w:kern w:val="0"/>
+          <w14:ligatures w14:val="none"/>
+        </w:rPr>
+        <w:t xml:space="preserve"> ({{valordemercado_atual_extenso}}), correspondente ao custo de reposição do sistema.</w:t>
+      </w:r>
+    </w:p>
+    <w:p>
+      <w:pPr>
+        <w:spacing w:before="100" w:beforeAutospacing="1" w:after="100" w:afterAutospacing="1" w:line="240" w:lineRule="auto"/>
+        <w:rPr>
+          <w:rFonts w:ascii="Times New Roman" w:eastAsia="Times New Roman" w:hAnsi="Times New Roman" w:cs="Times New Roman"/>
+          <w:kern w:val="0"/>
+          <w14:ligatures w14:val="none"/>
+        </w:rPr>
+      </w:pPr>
+      <w:r>
+        <w:rPr>
+          <w:rFonts w:ascii="Times New Roman" w:eastAsia="Times New Roman" w:hAnsi="Times New Roman" w:cs="Times New Roman"/>
+          <w:kern w:val="0"/>
+          <w14:ligatures w14:val="none"/>
+        </w:rPr>
+        <w:t xml:space="preserve">4.2. O valor acima indicado possui caráter </w:t>
+      </w:r>
+      <w:r>
+        <w:rPr>
+          <w:rFonts w:ascii="Times New Roman" w:eastAsia="Times New Roman" w:hAnsi="Times New Roman" w:cs="Times New Roman"/>
+          <w:b/>
+          <w:bCs/>
+          <w:kern w:val="0"/>
+          <w14:ligatures w14:val="none"/>
+        </w:rPr>
+        <w:t>referencial</w:t>
+      </w:r>
+      <w:r>
+        <w:rPr>
+          <w:rFonts w:ascii="Times New Roman" w:eastAsia="Times New Roman" w:hAnsi="Times New Roman" w:cs="Times New Roman"/>
+          <w:kern w:val="0"/>
+          <w14:ligatures w14:val="none"/>
+        </w:rPr>
+        <w:t>, sendo utilizado como base para a apuração do Valor de Exercício de Compra (VEC).</w:t>
+      </w:r>
+    </w:p>
+    <w:p>
+      <w:pPr>
+        <w:spacing w:before="100" w:beforeAutospacing="1" w:after="100" w:afterAutospacing="1" w:line="240" w:lineRule="auto"/>
+        <w:rPr>
+          <w:rFonts w:ascii="Times New Roman" w:eastAsia="Times New Roman" w:hAnsi="Times New Roman" w:cs="Times New Roman"/>
+          <w:kern w:val="0"/>
+          <w14:ligatures w14:val="none"/>
+        </w:rPr>
+      </w:pPr>
+      <w:r>
+        <w:rPr>
+          <w:rFonts w:ascii="Times New Roman" w:eastAsia="Times New Roman" w:hAnsi="Times New Roman" w:cs="Times New Roman"/>
+          <w:kern w:val="0"/>
+          <w14:ligatures w14:val="none"/>
+        </w:rPr>
+        <w:t>4.3. O CONTRATANTE declara estar ciente de que o valor de mercado poderá sofrer variações em razão de evolução tecnológica, variação cambial, condições de mercado e depreciação natural do ativo, não constituindo o valor inicial garantia de preço fixo para aquisição futura fora dos critérios do VEC.</w:t>
+      </w:r>
+    </w:p>
+    <w:p>
+      <w:pPr>
+        <w:spacing w:before="100" w:beforeAutospacing="1" w:after="100" w:afterAutospacing="1" w:line="240" w:lineRule="auto"/>
+        <w:rPr>
+          <w:rFonts w:ascii="Times New Roman" w:eastAsia="Times New Roman" w:hAnsi="Times New Roman" w:cs="Times New Roman"/>
+          <w:kern w:val="0"/>
+          <w14:ligatures w14:val="none"/>
+        </w:rPr>
+      </w:pPr>
+      <w:r>
+        <w:rPr>
+          <w:rFonts w:ascii="Times New Roman" w:eastAsia="Times New Roman" w:hAnsi="Times New Roman" w:cs="Times New Roman"/>
+          <w:b/>
+          <w:bCs/>
+          <w:kern w:val="0"/>
+          <w14:ligatures w14:val="none"/>
+        </w:rPr>
+        <w:t>5. PROCEDIMENTO PARA COMPRA</w:t>
+      </w:r>
+    </w:p>
+    <w:p>
+      <w:pPr>
+        <w:spacing w:before="100" w:beforeAutospacing="1" w:after="100" w:afterAutospacing="1" w:line="240" w:lineRule="auto"/>
+        <w:rPr>
+          <w:rFonts w:ascii="Times New Roman" w:eastAsia="Times New Roman" w:hAnsi="Times New Roman" w:cs="Times New Roman"/>
+          <w:kern w:val="0"/>
+          <w14:ligatures w14:val="none"/>
+        </w:rPr>
+      </w:pPr>
+      <w:r>
+        <w:rPr>
+          <w:rFonts w:ascii="Times New Roman" w:eastAsia="Times New Roman" w:hAnsi="Times New Roman" w:cs="Times New Roman"/>
+          <w:kern w:val="0"/>
+          <w14:ligatures w14:val="none"/>
+        </w:rPr>
+        <w:t>5.1. O CONTRATANTE deve manifestar interesse formal por escrito (e-mail ou plataforma autorizada) com antecedência mínima de 30 (trinta) dias.</w:t>
+      </w:r>
+    </w:p>
+    <w:p>
+      <w:pPr>
+        <w:spacing w:before="100" w:beforeAutospacing="1" w:after="100" w:afterAutospacing="1" w:line="240" w:lineRule="auto"/>
+        <w:rPr>
+          <w:rFonts w:ascii="Times New Roman" w:eastAsia="Times New Roman" w:hAnsi="Times New Roman" w:cs="Times New Roman"/>
+          <w:kern w:val="0"/>
+          <w14:ligatures w14:val="none"/>
+        </w:rPr>
+      </w:pPr>
+      <w:r>
+        <w:rPr>
+          <w:rFonts w:ascii="Times New Roman" w:eastAsia="Times New Roman" w:hAnsi="Times New Roman" w:cs="Times New Roman"/>
+          <w:kern w:val="0"/>
+          <w14:ligatures w14:val="none"/>
+        </w:rPr>
+        <w:t>5.2. A SOLARINVEST terá até 10 (dez) dias úteis para apresentar a memória de cálculo e a proposta definitiva de compra com base no VEC.</w:t>
+      </w:r>
+    </w:p>
+    <w:p>
+      <w:pPr>
+        <w:spacing w:before="100" w:beforeAutospacing="1" w:after="100" w:afterAutospacing="1" w:line="240" w:lineRule="auto"/>
+        <w:rPr>
+          <w:rFonts w:ascii="Times New Roman" w:eastAsia="Times New Roman" w:hAnsi="Times New Roman" w:cs="Times New Roman"/>
+          <w:kern w:val="0"/>
+          <w14:ligatures w14:val="none"/>
+        </w:rPr>
+      </w:pPr>
+      <w:r>
+        <w:rPr>
+          <w:rFonts w:ascii="Times New Roman" w:eastAsia="Times New Roman" w:hAnsi="Times New Roman" w:cs="Times New Roman"/>
+          <w:kern w:val="0"/>
+          <w14:ligatures w14:val="none"/>
+        </w:rPr>
+        <w:t>5.3. A proposta terá validade de 15 (quinze) dias corridos e deverá ser quitada integralmente em parcela única, salvo acordo diverso entre as partes.</w:t>
+      </w:r>
+    </w:p>
+    <w:p>
+      <w:pPr>
+        <w:spacing w:before="100" w:beforeAutospacing="1" w:after="100" w:afterAutospacing="1" w:line="240" w:lineRule="auto"/>
+        <w:rPr>
+          <w:rFonts w:ascii="Times New Roman" w:eastAsia="Times New Roman" w:hAnsi="Times New Roman" w:cs="Times New Roman"/>
+          <w:kern w:val="0"/>
+          <w14:ligatures w14:val="none"/>
+        </w:rPr>
+      </w:pPr>
+      <w:r>
+        <w:rPr>
+          <w:rFonts w:ascii="Times New Roman" w:eastAsia="Times New Roman" w:hAnsi="Times New Roman" w:cs="Times New Roman"/>
+          <w:kern w:val="0"/>
+          <w14:ligatures w14:val="none"/>
+        </w:rPr>
+        <w:t xml:space="preserve">5.4. A transferência será formalizada mediante </w:t>
+      </w:r>
+      <w:r>
+        <w:rPr>
+          <w:rFonts w:ascii="Times New Roman" w:eastAsia="Times New Roman" w:hAnsi="Times New Roman" w:cs="Times New Roman"/>
+          <w:b/>
+          <w:bCs/>
+          <w:kern w:val="0"/>
+          <w14:ligatures w14:val="none"/>
+        </w:rPr>
+        <w:t>Termo de Quitação e Transferência de Propriedade</w:t>
+      </w:r>
+      <w:r>
+        <w:rPr>
+          <w:rFonts w:ascii="Times New Roman" w:eastAsia="Times New Roman" w:hAnsi="Times New Roman" w:cs="Times New Roman"/>
+          <w:kern w:val="0"/>
+          <w14:ligatures w14:val="none"/>
+        </w:rPr>
+        <w:t>, com a entrega dos manuais e termos de garantia dos fabricantes.</w:t>
+      </w:r>
+    </w:p>
+    <w:p>
+      <w:pPr>
+        <w:spacing w:before="100" w:beforeAutospacing="1" w:after="100" w:afterAutospacing="1" w:line="240" w:lineRule="auto"/>
+        <w:rPr>
+          <w:rFonts w:ascii="Times New Roman" w:eastAsia="Times New Roman" w:hAnsi="Times New Roman" w:cs="Times New Roman"/>
+          <w:kern w:val="0"/>
+          <w14:ligatures w14:val="none"/>
+        </w:rPr>
+      </w:pPr>
+      <w:r>
+        <w:rPr>
+          <w:rFonts w:ascii="Times New Roman" w:eastAsia="Times New Roman" w:hAnsi="Times New Roman" w:cs="Times New Roman"/>
+          <w:b/>
+          <w:bCs/>
+          <w:kern w:val="0"/>
+          <w14:ligatures w14:val="none"/>
+        </w:rPr>
+        <w:t>6. EFEITOS DA COMPRA</w:t>
+      </w:r>
+    </w:p>
+    <w:p>
+      <w:pPr>
+        <w:spacing w:before="100" w:beforeAutospacing="1" w:after="100" w:afterAutospacing="1" w:line="240" w:lineRule="auto"/>
+        <w:rPr>
+          <w:rFonts w:ascii="Times New Roman" w:eastAsia="Times New Roman" w:hAnsi="Times New Roman" w:cs="Times New Roman"/>
+          <w:kern w:val="0"/>
+          <w14:ligatures w14:val="none"/>
+        </w:rPr>
+      </w:pPr>
+      <w:r>
+        <w:rPr>
+          <w:rFonts w:ascii="Times New Roman" w:eastAsia="Times New Roman" w:hAnsi="Times New Roman" w:cs="Times New Roman"/>
+          <w:kern w:val="0"/>
+          <w14:ligatures w14:val="none"/>
+        </w:rPr>
+        <w:lastRenderedPageBreak/>
+        <w:t>6.1. O pagamento integral do VEC extingue de forma imediata o contrato de leasing e as obrigações de pagamento de mensalidades futuras.</w:t>
+      </w:r>
+    </w:p>
+    <w:p>
+      <w:pPr>
+        <w:spacing w:before="100" w:beforeAutospacing="1" w:after="100" w:afterAutospacing="1" w:line="240" w:lineRule="auto"/>
+        <w:rPr>
+          <w:rFonts w:ascii="Times New Roman" w:eastAsia="Times New Roman" w:hAnsi="Times New Roman" w:cs="Times New Roman"/>
+          <w:kern w:val="0"/>
+          <w14:ligatures w14:val="none"/>
+        </w:rPr>
+      </w:pPr>
+      <w:r>
+        <w:rPr>
+          <w:rFonts w:ascii="Times New Roman" w:eastAsia="Times New Roman" w:hAnsi="Times New Roman" w:cs="Times New Roman"/>
+          <w:kern w:val="0"/>
+          <w14:ligatures w14:val="none"/>
+        </w:rPr>
+        <w:t xml:space="preserve">6.2. A partir da data da transferência de propriedade, cessam todas as obrigações da SOLARINVEST relativas a manutenção, seguro, monitoramento, operação e atendimento técnico, conforme </w:t>
+      </w:r>
+      <w:r>
+        <w:rPr>
+          <w:rFonts w:ascii="Times New Roman" w:eastAsia="Times New Roman" w:hAnsi="Times New Roman" w:cs="Times New Roman"/>
+          <w:b/>
+          <w:bCs/>
+          <w:kern w:val="0"/>
+          <w14:ligatures w14:val="none"/>
+        </w:rPr>
+        <w:t>Cláusula 7-A.3</w:t>
+      </w:r>
+      <w:r>
+        <w:rPr>
+          <w:rFonts w:ascii="Times New Roman" w:eastAsia="Times New Roman" w:hAnsi="Times New Roman" w:cs="Times New Roman"/>
+          <w:kern w:val="0"/>
+          <w14:ligatures w14:val="none"/>
+        </w:rPr>
+        <w:t xml:space="preserve"> do contrato principal.</w:t>
+      </w:r>
+    </w:p>
+    <w:p>
+      <w:pPr>
+        <w:spacing w:before="100" w:beforeAutospacing="1" w:after="100" w:afterAutospacing="1" w:line="240" w:lineRule="auto"/>
+        <w:rPr>
+          <w:rFonts w:ascii="Times New Roman" w:eastAsia="Times New Roman" w:hAnsi="Times New Roman" w:cs="Times New Roman"/>
+          <w:kern w:val="0"/>
+          <w14:ligatures w14:val="none"/>
+        </w:rPr>
+      </w:pPr>
+      <w:r>
+        <w:rPr>
+          <w:rFonts w:ascii="Times New Roman" w:eastAsia="Times New Roman" w:hAnsi="Times New Roman" w:cs="Times New Roman"/>
+          <w:kern w:val="0"/>
+          <w14:ligatures w14:val="none"/>
+        </w:rPr>
+        <w:t>6.3. Permanecem vigentes as garantias de fábrica dos equipamentos, sendo responsabilidade do CONTRATANTE o acionamento direto junto aos fabricantes ou assistências autorizadas.</w:t>
+      </w:r>
+    </w:p>
+    <w:p>
+      <w:pPr>
+        <w:spacing w:before="100" w:beforeAutospacing="1" w:after="100" w:afterAutospacing="1" w:line="240" w:lineRule="auto"/>
+        <w:rPr>
+          <w:rFonts w:ascii="Times New Roman" w:eastAsia="Times New Roman" w:hAnsi="Times New Roman" w:cs="Times New Roman"/>
+          <w:kern w:val="0"/>
+          <w14:ligatures w14:val="none"/>
+        </w:rPr>
+      </w:pPr>
+      <w:r>
+        <w:rPr>
+          <w:rFonts w:ascii="Times New Roman" w:eastAsia="Times New Roman" w:hAnsi="Times New Roman" w:cs="Times New Roman"/>
+          <w:b/>
+          <w:bCs/>
+          <w:kern w:val="0"/>
+          <w14:ligatures w14:val="none"/>
+        </w:rPr>
+        <w:t>7. DISPOSIÇÕES FINAIS</w:t>
+      </w:r>
+    </w:p>
+    <w:p>
+      <w:pPr>
+        <w:spacing w:before="100" w:beforeAutospacing="1" w:after="100" w:afterAutospacing="1" w:line="240" w:lineRule="auto"/>
+        <w:rPr>
+          <w:rFonts w:ascii="Times New Roman" w:eastAsia="Times New Roman" w:hAnsi="Times New Roman" w:cs="Times New Roman"/>
+          <w:kern w:val="0"/>
+          <w14:ligatures w14:val="none"/>
+        </w:rPr>
+      </w:pPr>
+      <w:r>
+        <w:rPr>
+          <w:rFonts w:ascii="Times New Roman" w:eastAsia="Times New Roman" w:hAnsi="Times New Roman" w:cs="Times New Roman"/>
+          <w:kern w:val="0"/>
+          <w14:ligatures w14:val="none"/>
+        </w:rPr>
+        <w:t>7.1. O exercício da opção de compra não gera direito à devolução ou compensação de mensalidades de serviço já pagas.</w:t>
+      </w:r>
+    </w:p>
+    <w:p>
+      <w:pPr>
+        <w:spacing w:before="100" w:beforeAutospacing="1" w:after="100" w:afterAutospacing="1" w:line="240" w:lineRule="auto"/>
+        <w:rPr>
+          <w:rFonts w:ascii="Times New Roman" w:eastAsia="Times New Roman" w:hAnsi="Times New Roman" w:cs="Times New Roman"/>
+          <w:kern w:val="0"/>
+          <w14:ligatures w14:val="none"/>
+        </w:rPr>
+      </w:pPr>
+      <w:r>
+        <w:rPr>
+          <w:rFonts w:ascii="Times New Roman" w:eastAsia="Times New Roman" w:hAnsi="Times New Roman" w:cs="Times New Roman"/>
+          <w:kern w:val="0"/>
+          <w14:ligatures w14:val="none"/>
+        </w:rPr>
+        <w:t>7.2. A opção de compra não poderá ser exercida enquanto houver litígios judiciais ou pendências administrativas entre as partes.</w:t>
+      </w:r>
+    </w:p>
+    <w:p>
+      <w:pPr>
+        <w:spacing w:before="100" w:beforeAutospacing="1" w:after="100" w:afterAutospacing="1" w:line="240" w:lineRule="auto"/>
+        <w:rPr>
+          <w:rFonts w:ascii="Times New Roman" w:eastAsia="Times New Roman" w:hAnsi="Times New Roman" w:cs="Times New Roman"/>
+          <w:kern w:val="0"/>
+          <w14:ligatures w14:val="none"/>
+        </w:rPr>
+      </w:pPr>
+      <w:r>
+        <w:rPr>
+          <w:rFonts w:ascii="Times New Roman" w:eastAsia="Times New Roman" w:hAnsi="Times New Roman" w:cs="Times New Roman"/>
+          <w:kern w:val="0"/>
+          <w14:ligatures w14:val="none"/>
+        </w:rPr>
+        <w:t>7.3. Em caso de conflito de interpretação entre este Anexo e o Contrato Principal, prevalecerão as disposições do Contrato Principal, salvo no que tange especificamente à fórmula de cálculo do VEC aqui estabelecida.</w:t>
       </w:r>
     </w:p>
     <w:p>
@@ -704,25 +1036,26 @@
           <w:rFonts w:ascii="Times New Roman" w:hAnsi="Times New Roman" w:cs="Times New Roman"/>
         </w:rPr>
       </w:pPr>
-      <w:r>
+    </w:p>
+    <w:p>
+      <w:pPr>
         <w:rPr>
           <w:rFonts w:ascii="Times New Roman" w:hAnsi="Times New Roman" w:cs="Times New Roman"/>
         </w:rPr>
-        <w:t>6.1. A compra antecipada não gera devolução de valores já pagos.</w:t>
-      </w:r>
-    </w:p>
-    <w:p>
-      <w:pPr>
+      </w:pPr>
+      <w:r>
         <w:rPr>
           <w:rFonts w:ascii="Times New Roman" w:hAnsi="Times New Roman" w:cs="Times New Roman"/>
         </w:rPr>
-      </w:pPr>
-      <w:r>
+        <w:t>Local e data: {{cidade}}, {{dataAtualExtenso}}</w:t>
+      </w:r>
+    </w:p>
+    <w:p>
+      <w:pPr>
         <w:rPr>
           <w:rFonts w:ascii="Times New Roman" w:hAnsi="Times New Roman" w:cs="Times New Roman"/>
         </w:rPr>
-        <w:t>6.2. A opção de compra não poderá ser exercida enquanto houver litígios, pendências administrativas ou inadimplência.</w:t>
-      </w:r>
+      </w:pPr>
     </w:p>
     <w:p>
       <w:pPr>
@@ -730,19 +1063,19 @@
           <w:rFonts w:ascii="Times New Roman" w:hAnsi="Times New Roman" w:cs="Times New Roman"/>
         </w:rPr>
       </w:pPr>
-      <w:r>
+    </w:p>
+    <w:p>
+      <w:pPr>
         <w:rPr>
           <w:rFonts w:ascii="Times New Roman" w:hAnsi="Times New Roman" w:cs="Times New Roman"/>
         </w:rPr>
-        <w:t>6.3. Em caso de dúvida ou conflito de interpretação, prevalecerão as disposições do contrato principal.</w:t>
-      </w:r>
-    </w:p>
-    <w:p>
-      <w:pPr>
+      </w:pPr>
+      <w:r>
         <w:rPr>
           <w:rFonts w:ascii="Times New Roman" w:hAnsi="Times New Roman" w:cs="Times New Roman"/>
         </w:rPr>
-      </w:pPr>
+        <w:t xml:space="preserve">Assinatura do CONTRATANTE: ____________________________  </w:t>
+      </w:r>
     </w:p>
     <w:p>
       <w:pPr>
@@ -754,7 +1087,7 @@
         <w:rPr>
           <w:rFonts w:ascii="Times New Roman" w:hAnsi="Times New Roman" w:cs="Times New Roman"/>
         </w:rPr>
-        <w:t>Local e data: {{cidade}}, {{dataAtualExtenso}}</w:t>
+        <w:t>{{nomeCompleto}}</w:t>
       </w:r>
     </w:p>
     <w:p>
@@ -781,32 +1114,18 @@
         <w:rPr>
           <w:rFonts w:ascii="Times New Roman" w:hAnsi="Times New Roman" w:cs="Times New Roman"/>
         </w:rPr>
-        <w:t xml:space="preserve">Assinatura do CONTRATANTE: ____________________________  </w:t>
-      </w:r>
-    </w:p>
-    <w:p>
-      <w:pPr>
+        <w:t xml:space="preserve">Assinatura da </w:t>
+      </w:r>
+      <w:r>
         <w:rPr>
           <w:rFonts w:ascii="Times New Roman" w:hAnsi="Times New Roman" w:cs="Times New Roman"/>
         </w:rPr>
-      </w:pPr>
+        <w:t>SOLARINVEST</w:t>
+      </w:r>
       <w:r>
         <w:rPr>
           <w:rFonts w:ascii="Times New Roman" w:hAnsi="Times New Roman" w:cs="Times New Roman"/>
         </w:rPr>
-        <w:t>{{nomeCompleto}}</w:t>
-      </w:r>
-    </w:p>
-    <w:p/>
-    <w:p/>
-    <w:p>
-      <w:r>
-        <w:t xml:space="preserve">Assinatura da </w:t>
-      </w:r>
-      <w:r>
-        <w:t>SOLARINVEST</w:t>
-      </w:r>
-      <w:r>
         <w:t xml:space="preserve">: ____________________________  </w:t>
       </w:r>
     </w:p>
@@ -1042,7 +1361,7 @@
       <w:rPr>
         <w:noProof/>
       </w:rPr>
-      <w:pict w14:anchorId="10AE8506">
+      <w:pict w14:anchorId="13B47311">
         <v:shapetype id="_x0000_t75" coordsize="21600,21600" o:spt="75" o:preferrelative="t" path="m@4@5l@4@11@9@11@9@5xe" filled="f" stroked="f">
           <v:stroke joinstyle="miter"/>
           <v:formulas>
@@ -1224,7 +1543,7 @@
       <w:rPr>
         <w:noProof/>
       </w:rPr>
-      <w:pict w14:anchorId="03812E65">
+      <w:pict w14:anchorId="74BCD0E3">
         <v:shapetype id="_x0000_t75" coordsize="21600,21600" o:spt="75" o:preferrelative="t" path="m@4@5l@4@11@9@11@9@5xe" filled="f" stroked="f">
           <v:stroke joinstyle="miter"/>
           <v:formulas>
@@ -1257,6 +1576,155 @@
 <file path=word/numbering.xml><?xml version="1.0" encoding="utf-8"?>
 <w:numbering xmlns:wpc="http://schemas.microsoft.com/office/word/2010/wordprocessingCanvas" xmlns:cx="http://schemas.microsoft.com/office/drawing/2014/chartex" xmlns:cx1="http://schemas.microsoft.com/office/drawing/2015/9/8/chartex" xmlns:cx2="http://schemas.microsoft.com/office/drawing/2015/10/21/chartex" xmlns:cx3="http://schemas.microsoft.com/office/drawing/2016/5/9/chartex" xmlns:cx4="http://schemas.microsoft.com/office/drawing/2016/5/10/chartex" xmlns:cx5="http://schemas.microsoft.com/office/drawing/2016/5/11/chartex" xmlns:cx6="http://schemas.microsoft.com/office/drawing/2016/5/12/chartex" xmlns:cx7="http://schemas.microsoft.com/office/drawing/2016/5/13/chartex" xmlns:cx8="http://schemas.microsoft.com/office/drawing/2016/5/14/chartex" xmlns:mc="http://schemas.openxmlformats.org/markup-compatibility/2006" xmlns:aink="http://schemas.microsoft.com/office/drawing/2016/ink" xmlns:am3d="http://schemas.microsoft.com/office/drawing/2017/model3d" xmlns:o="urn:schemas-microsoft-com:office:office" xmlns:oel="http://schemas.microsoft.com/office/2019/extlst" xmlns:r="http://schemas.openxmlformats.org/officeDocument/2006/relationships" xmlns:m="http://schemas.openxmlformats.org/officeDocument/2006/math" xmlns:v="urn:schemas-microsoft-com:vml" xmlns:wp14="http://schemas.microsoft.com/office/word/2010/wordprocessingDrawing" xmlns:wp="http://schemas.openxmlformats.org/drawingml/2006/wordprocessingDrawing" xmlns:w10="urn:schemas-microsoft-com:office:word" xmlns:w="http://schemas.openxmlformats.org/wordprocessingml/2006/main" xmlns:w14="http://schemas.microsoft.com/office/word/2010/wordml" xmlns:w15="http://schemas.microsoft.com/office/word/2012/wordml" xmlns:w16cex="http://schemas.microsoft.com/office/word/2018/wordml/cex" xmlns:w16cid="http://schemas.microsoft.com/office/word/2016/wordml/cid" xmlns:w16="http://schemas.microsoft.com/office/word/2018/wordml" xmlns:w16du="http://schemas.microsoft.com/office/word/2023/wordml/word16du" xmlns:w16sdtdh="http://schemas.microsoft.com/office/word/2020/wordml/sdtdatahash" xmlns:w16sdtfl="http://schemas.microsoft.com/office/word/2024/wordml/sdtformatlock" xmlns:w16se="http://schemas.microsoft.com/office/word/2015/wordml/symex" xmlns:wpg="http://schemas.microsoft.com/office/word/2010/wordprocessingGroup" xmlns:wpi="http://schemas.microsoft.com/office/word/2010/wordprocessingInk" xmlns:wne="http://schemas.microsoft.com/office/word/2006/wordml" xmlns:wps="http://schemas.microsoft.com/office/word/2010/wordprocessingShape" mc:Ignorable="w14 w15 w16se w16cid w16 w16cex w16sdtdh w16sdtfl w16du wp14">
   <w:abstractNum w:abstractNumId="0" w15:restartNumberingAfterBreak="0">
+    <w:nsid w:val="0BB429B9"/>
+    <w:multiLevelType w:val="multilevel"/>
+    <w:tmpl w:val="993AE8B2"/>
+    <w:lvl w:ilvl="0">
+      <w:start w:val="1"/>
+      <w:numFmt w:val="bullet"/>
+      <w:lvlText w:val=""/>
+      <w:lvlJc w:val="left"/>
+      <w:pPr>
+        <w:tabs>
+          <w:tab w:val="num" w:pos="720"/>
+        </w:tabs>
+        <w:ind w:left="720" w:hanging="360"/>
+      </w:pPr>
+      <w:rPr>
+        <w:rFonts w:ascii="Symbol" w:hAnsi="Symbol" w:hint="default"/>
+        <w:sz w:val="20"/>
+      </w:rPr>
+    </w:lvl>
+    <w:lvl w:ilvl="1" w:tentative="1">
+      <w:start w:val="1"/>
+      <w:numFmt w:val="bullet"/>
+      <w:lvlText w:val="o"/>
+      <w:lvlJc w:val="left"/>
+      <w:pPr>
+        <w:tabs>
+          <w:tab w:val="num" w:pos="1440"/>
+        </w:tabs>
+        <w:ind w:left="1440" w:hanging="360"/>
+      </w:pPr>
+      <w:rPr>
+        <w:rFonts w:ascii="Courier New" w:hAnsi="Courier New" w:hint="default"/>
+        <w:sz w:val="20"/>
+      </w:rPr>
+    </w:lvl>
+    <w:lvl w:ilvl="2" w:tentative="1">
+      <w:start w:val="1"/>
+      <w:numFmt w:val="bullet"/>
+      <w:lvlText w:val=""/>
+      <w:lvlJc w:val="left"/>
+      <w:pPr>
+        <w:tabs>
+          <w:tab w:val="num" w:pos="2160"/>
+        </w:tabs>
+        <w:ind w:left="2160" w:hanging="360"/>
+      </w:pPr>
+      <w:rPr>
+        <w:rFonts w:ascii="Wingdings" w:hAnsi="Wingdings" w:hint="default"/>
+        <w:sz w:val="20"/>
+      </w:rPr>
+    </w:lvl>
+    <w:lvl w:ilvl="3" w:tentative="1">
+      <w:start w:val="1"/>
+      <w:numFmt w:val="bullet"/>
+      <w:lvlText w:val=""/>
+      <w:lvlJc w:val="left"/>
+      <w:pPr>
+        <w:tabs>
+          <w:tab w:val="num" w:pos="2880"/>
+        </w:tabs>
+        <w:ind w:left="2880" w:hanging="360"/>
+      </w:pPr>
+      <w:rPr>
+        <w:rFonts w:ascii="Wingdings" w:hAnsi="Wingdings" w:hint="default"/>
+        <w:sz w:val="20"/>
+      </w:rPr>
+    </w:lvl>
+    <w:lvl w:ilvl="4" w:tentative="1">
+      <w:start w:val="1"/>
+      <w:numFmt w:val="bullet"/>
+      <w:lvlText w:val=""/>
+      <w:lvlJc w:val="left"/>
+      <w:pPr>
+        <w:tabs>
+          <w:tab w:val="num" w:pos="3600"/>
+        </w:tabs>
+        <w:ind w:left="3600" w:hanging="360"/>
+      </w:pPr>
+      <w:rPr>
+        <w:rFonts w:ascii="Wingdings" w:hAnsi="Wingdings" w:hint="default"/>
+        <w:sz w:val="20"/>
+      </w:rPr>
+    </w:lvl>
+    <w:lvl w:ilvl="5" w:tentative="1">
+      <w:start w:val="1"/>
+      <w:numFmt w:val="bullet"/>
+      <w:lvlText w:val=""/>
+      <w:lvlJc w:val="left"/>
+      <w:pPr>
+        <w:tabs>
+          <w:tab w:val="num" w:pos="4320"/>
+        </w:tabs>
+        <w:ind w:left="4320" w:hanging="360"/>
+      </w:pPr>
+      <w:rPr>
+        <w:rFonts w:ascii="Wingdings" w:hAnsi="Wingdings" w:hint="default"/>
+        <w:sz w:val="20"/>
+      </w:rPr>
+    </w:lvl>
+    <w:lvl w:ilvl="6" w:tentative="1">
+      <w:start w:val="1"/>
+      <w:numFmt w:val="bullet"/>
+      <w:lvlText w:val=""/>
+      <w:lvlJc w:val="left"/>
+      <w:pPr>
+        <w:tabs>
+          <w:tab w:val="num" w:pos="5040"/>
+        </w:tabs>
+        <w:ind w:left="5040" w:hanging="360"/>
+      </w:pPr>
+      <w:rPr>
+        <w:rFonts w:ascii="Wingdings" w:hAnsi="Wingdings" w:hint="default"/>
+        <w:sz w:val="20"/>
+      </w:rPr>
+    </w:lvl>
+    <w:lvl w:ilvl="7" w:tentative="1">
+      <w:start w:val="1"/>
+      <w:numFmt w:val="bullet"/>
+      <w:lvlText w:val=""/>
+      <w:lvlJc w:val="left"/>
+      <w:pPr>
+        <w:tabs>
+          <w:tab w:val="num" w:pos="5760"/>
+        </w:tabs>
+        <w:ind w:left="5760" w:hanging="360"/>
+      </w:pPr>
+      <w:rPr>
+        <w:rFonts w:ascii="Wingdings" w:hAnsi="Wingdings" w:hint="default"/>
+        <w:sz w:val="20"/>
+      </w:rPr>
+    </w:lvl>
+    <w:lvl w:ilvl="8" w:tentative="1">
+      <w:start w:val="1"/>
+      <w:numFmt w:val="bullet"/>
+      <w:lvlText w:val=""/>
+      <w:lvlJc w:val="left"/>
+      <w:pPr>
+        <w:tabs>
+          <w:tab w:val="num" w:pos="6480"/>
+        </w:tabs>
+        <w:ind w:left="6480" w:hanging="360"/>
+      </w:pPr>
+      <w:rPr>
+        <w:rFonts w:ascii="Wingdings" w:hAnsi="Wingdings" w:hint="default"/>
+        <w:sz w:val="20"/>
+      </w:rPr>
+    </w:lvl>
+  </w:abstractNum>
+  <w:abstractNum w:abstractNumId="1" w15:restartNumberingAfterBreak="0">
     <w:nsid w:val="100E216F"/>
     <w:multiLevelType w:val="multilevel"/>
     <w:tmpl w:val="CAC0CE1A"/>
@@ -1405,7 +1873,7 @@
       </w:rPr>
     </w:lvl>
   </w:abstractNum>
-  <w:abstractNum w:abstractNumId="1" w15:restartNumberingAfterBreak="0">
+  <w:abstractNum w:abstractNumId="2" w15:restartNumberingAfterBreak="0">
     <w:nsid w:val="10E13603"/>
     <w:multiLevelType w:val="multilevel"/>
     <w:tmpl w:val="82CA218C"/>
@@ -1554,7 +2022,7 @@
       </w:rPr>
     </w:lvl>
   </w:abstractNum>
-  <w:abstractNum w:abstractNumId="2" w15:restartNumberingAfterBreak="0">
+  <w:abstractNum w:abstractNumId="3" w15:restartNumberingAfterBreak="0">
     <w:nsid w:val="131B29C7"/>
     <w:multiLevelType w:val="multilevel"/>
     <w:tmpl w:val="08A4C8C0"/>
@@ -1703,7 +2171,7 @@
       </w:rPr>
     </w:lvl>
   </w:abstractNum>
-  <w:abstractNum w:abstractNumId="3" w15:restartNumberingAfterBreak="0">
+  <w:abstractNum w:abstractNumId="4" w15:restartNumberingAfterBreak="0">
     <w:nsid w:val="26042F69"/>
     <w:multiLevelType w:val="multilevel"/>
     <w:tmpl w:val="380CB6D0"/>
@@ -1852,7 +2320,156 @@
       </w:rPr>
     </w:lvl>
   </w:abstractNum>
-  <w:abstractNum w:abstractNumId="4" w15:restartNumberingAfterBreak="0">
+  <w:abstractNum w:abstractNumId="5" w15:restartNumberingAfterBreak="0">
+    <w:nsid w:val="36A46105"/>
+    <w:multiLevelType w:val="multilevel"/>
+    <w:tmpl w:val="8B500BE8"/>
+    <w:lvl w:ilvl="0">
+      <w:start w:val="1"/>
+      <w:numFmt w:val="bullet"/>
+      <w:lvlText w:val=""/>
+      <w:lvlJc w:val="left"/>
+      <w:pPr>
+        <w:tabs>
+          <w:tab w:val="num" w:pos="720"/>
+        </w:tabs>
+        <w:ind w:left="720" w:hanging="360"/>
+      </w:pPr>
+      <w:rPr>
+        <w:rFonts w:ascii="Symbol" w:hAnsi="Symbol" w:hint="default"/>
+        <w:sz w:val="20"/>
+      </w:rPr>
+    </w:lvl>
+    <w:lvl w:ilvl="1" w:tentative="1">
+      <w:start w:val="1"/>
+      <w:numFmt w:val="bullet"/>
+      <w:lvlText w:val="o"/>
+      <w:lvlJc w:val="left"/>
+      <w:pPr>
+        <w:tabs>
+          <w:tab w:val="num" w:pos="1440"/>
+        </w:tabs>
+        <w:ind w:left="1440" w:hanging="360"/>
+      </w:pPr>
+      <w:rPr>
+        <w:rFonts w:ascii="Courier New" w:hAnsi="Courier New" w:hint="default"/>
+        <w:sz w:val="20"/>
+      </w:rPr>
+    </w:lvl>
+    <w:lvl w:ilvl="2" w:tentative="1">
+      <w:start w:val="1"/>
+      <w:numFmt w:val="bullet"/>
+      <w:lvlText w:val=""/>
+      <w:lvlJc w:val="left"/>
+      <w:pPr>
+        <w:tabs>
+          <w:tab w:val="num" w:pos="2160"/>
+        </w:tabs>
+        <w:ind w:left="2160" w:hanging="360"/>
+      </w:pPr>
+      <w:rPr>
+        <w:rFonts w:ascii="Wingdings" w:hAnsi="Wingdings" w:hint="default"/>
+        <w:sz w:val="20"/>
+      </w:rPr>
+    </w:lvl>
+    <w:lvl w:ilvl="3" w:tentative="1">
+      <w:start w:val="1"/>
+      <w:numFmt w:val="bullet"/>
+      <w:lvlText w:val=""/>
+      <w:lvlJc w:val="left"/>
+      <w:pPr>
+        <w:tabs>
+          <w:tab w:val="num" w:pos="2880"/>
+        </w:tabs>
+        <w:ind w:left="2880" w:hanging="360"/>
+      </w:pPr>
+      <w:rPr>
+        <w:rFonts w:ascii="Wingdings" w:hAnsi="Wingdings" w:hint="default"/>
+        <w:sz w:val="20"/>
+      </w:rPr>
+    </w:lvl>
+    <w:lvl w:ilvl="4" w:tentative="1">
+      <w:start w:val="1"/>
+      <w:numFmt w:val="bullet"/>
+      <w:lvlText w:val=""/>
+      <w:lvlJc w:val="left"/>
+      <w:pPr>
+        <w:tabs>
+          <w:tab w:val="num" w:pos="3600"/>
+        </w:tabs>
+        <w:ind w:left="3600" w:hanging="360"/>
+      </w:pPr>
+      <w:rPr>
+        <w:rFonts w:ascii="Wingdings" w:hAnsi="Wingdings" w:hint="default"/>
+        <w:sz w:val="20"/>
+      </w:rPr>
+    </w:lvl>
+    <w:lvl w:ilvl="5" w:tentative="1">
+      <w:start w:val="1"/>
+      <w:numFmt w:val="bullet"/>
+      <w:lvlText w:val=""/>
+      <w:lvlJc w:val="left"/>
+      <w:pPr>
+        <w:tabs>
+          <w:tab w:val="num" w:pos="4320"/>
+        </w:tabs>
+        <w:ind w:left="4320" w:hanging="360"/>
+      </w:pPr>
+      <w:rPr>
+        <w:rFonts w:ascii="Wingdings" w:hAnsi="Wingdings" w:hint="default"/>
+        <w:sz w:val="20"/>
+      </w:rPr>
+    </w:lvl>
+    <w:lvl w:ilvl="6" w:tentative="1">
+      <w:start w:val="1"/>
+      <w:numFmt w:val="bullet"/>
+      <w:lvlText w:val=""/>
+      <w:lvlJc w:val="left"/>
+      <w:pPr>
+        <w:tabs>
+          <w:tab w:val="num" w:pos="5040"/>
+        </w:tabs>
+        <w:ind w:left="5040" w:hanging="360"/>
+      </w:pPr>
+      <w:rPr>
+        <w:rFonts w:ascii="Wingdings" w:hAnsi="Wingdings" w:hint="default"/>
+        <w:sz w:val="20"/>
+      </w:rPr>
+    </w:lvl>
+    <w:lvl w:ilvl="7" w:tentative="1">
+      <w:start w:val="1"/>
+      <w:numFmt w:val="bullet"/>
+      <w:lvlText w:val=""/>
+      <w:lvlJc w:val="left"/>
+      <w:pPr>
+        <w:tabs>
+          <w:tab w:val="num" w:pos="5760"/>
+        </w:tabs>
+        <w:ind w:left="5760" w:hanging="360"/>
+      </w:pPr>
+      <w:rPr>
+        <w:rFonts w:ascii="Wingdings" w:hAnsi="Wingdings" w:hint="default"/>
+        <w:sz w:val="20"/>
+      </w:rPr>
+    </w:lvl>
+    <w:lvl w:ilvl="8" w:tentative="1">
+      <w:start w:val="1"/>
+      <w:numFmt w:val="bullet"/>
+      <w:lvlText w:val=""/>
+      <w:lvlJc w:val="left"/>
+      <w:pPr>
+        <w:tabs>
+          <w:tab w:val="num" w:pos="6480"/>
+        </w:tabs>
+        <w:ind w:left="6480" w:hanging="360"/>
+      </w:pPr>
+      <w:rPr>
+        <w:rFonts w:ascii="Wingdings" w:hAnsi="Wingdings" w:hint="default"/>
+        <w:sz w:val="20"/>
+      </w:rPr>
+    </w:lvl>
+  </w:abstractNum>
+  <w:abstractNum w:abstractNumId="6" w15:restartNumberingAfterBreak="0">
     <w:nsid w:val="4AC239D8"/>
     <w:multiLevelType w:val="multilevel"/>
     <w:tmpl w:val="ADF882D6"/>
@@ -2001,7 +2618,7 @@
       </w:rPr>
     </w:lvl>
   </w:abstractNum>
-  <w:abstractNum w:abstractNumId="5" w15:restartNumberingAfterBreak="0">
+  <w:abstractNum w:abstractNumId="7" w15:restartNumberingAfterBreak="0">
     <w:nsid w:val="4CED557A"/>
     <w:multiLevelType w:val="multilevel"/>
     <w:tmpl w:val="CECE50D6"/>
@@ -2150,7 +2767,7 @@
       </w:rPr>
     </w:lvl>
   </w:abstractNum>
-  <w:abstractNum w:abstractNumId="6" w15:restartNumberingAfterBreak="0">
+  <w:abstractNum w:abstractNumId="8" w15:restartNumberingAfterBreak="0">
     <w:nsid w:val="4CF650E8"/>
     <w:multiLevelType w:val="multilevel"/>
     <w:tmpl w:val="573C1AB2"/>
@@ -2299,7 +2916,156 @@
       </w:rPr>
     </w:lvl>
   </w:abstractNum>
-  <w:abstractNum w:abstractNumId="7" w15:restartNumberingAfterBreak="0">
+  <w:abstractNum w:abstractNumId="9" w15:restartNumberingAfterBreak="0">
+    <w:nsid w:val="5CD6464C"/>
+    <w:multiLevelType w:val="multilevel"/>
+    <w:tmpl w:val="47BEA134"/>
+    <w:lvl w:ilvl="0">
+      <w:start w:val="1"/>
+      <w:numFmt w:val="bullet"/>
+      <w:lvlText w:val=""/>
+      <w:lvlJc w:val="left"/>
+      <w:pPr>
+        <w:tabs>
+          <w:tab w:val="num" w:pos="720"/>
+        </w:tabs>
+        <w:ind w:left="720" w:hanging="360"/>
+      </w:pPr>
+      <w:rPr>
+        <w:rFonts w:ascii="Symbol" w:hAnsi="Symbol" w:hint="default"/>
+        <w:sz w:val="20"/>
+      </w:rPr>
+    </w:lvl>
+    <w:lvl w:ilvl="1" w:tentative="1">
+      <w:start w:val="1"/>
+      <w:numFmt w:val="bullet"/>
+      <w:lvlText w:val="o"/>
+      <w:lvlJc w:val="left"/>
+      <w:pPr>
+        <w:tabs>
+          <w:tab w:val="num" w:pos="1440"/>
+        </w:tabs>
+        <w:ind w:left="1440" w:hanging="360"/>
+      </w:pPr>
+      <w:rPr>
+        <w:rFonts w:ascii="Courier New" w:hAnsi="Courier New" w:hint="default"/>
+        <w:sz w:val="20"/>
+      </w:rPr>
+    </w:lvl>
+    <w:lvl w:ilvl="2" w:tentative="1">
+      <w:start w:val="1"/>
+      <w:numFmt w:val="bullet"/>
+      <w:lvlText w:val=""/>
+      <w:lvlJc w:val="left"/>
+      <w:pPr>
+        <w:tabs>
+          <w:tab w:val="num" w:pos="2160"/>
+        </w:tabs>
+        <w:ind w:left="2160" w:hanging="360"/>
+      </w:pPr>
+      <w:rPr>
+        <w:rFonts w:ascii="Wingdings" w:hAnsi="Wingdings" w:hint="default"/>
+        <w:sz w:val="20"/>
+      </w:rPr>
+    </w:lvl>
+    <w:lvl w:ilvl="3" w:tentative="1">
+      <w:start w:val="1"/>
+      <w:numFmt w:val="bullet"/>
+      <w:lvlText w:val=""/>
+      <w:lvlJc w:val="left"/>
+      <w:pPr>
+        <w:tabs>
+          <w:tab w:val="num" w:pos="2880"/>
+        </w:tabs>
+        <w:ind w:left="2880" w:hanging="360"/>
+      </w:pPr>
+      <w:rPr>
+        <w:rFonts w:ascii="Wingdings" w:hAnsi="Wingdings" w:hint="default"/>
+        <w:sz w:val="20"/>
+      </w:rPr>
+    </w:lvl>
+    <w:lvl w:ilvl="4" w:tentative="1">
+      <w:start w:val="1"/>
+      <w:numFmt w:val="bullet"/>
+      <w:lvlText w:val=""/>
+      <w:lvlJc w:val="left"/>
+      <w:pPr>
+        <w:tabs>
+          <w:tab w:val="num" w:pos="3600"/>
+        </w:tabs>
+        <w:ind w:left="3600" w:hanging="360"/>
+      </w:pPr>
+      <w:rPr>
+        <w:rFonts w:ascii="Wingdings" w:hAnsi="Wingdings" w:hint="default"/>
+        <w:sz w:val="20"/>
+      </w:rPr>
+    </w:lvl>
+    <w:lvl w:ilvl="5" w:tentative="1">
+      <w:start w:val="1"/>
+      <w:numFmt w:val="bullet"/>
+      <w:lvlText w:val=""/>
+      <w:lvlJc w:val="left"/>
+      <w:pPr>
+        <w:tabs>
+          <w:tab w:val="num" w:pos="4320"/>
+        </w:tabs>
+        <w:ind w:left="4320" w:hanging="360"/>
+      </w:pPr>
+      <w:rPr>
+        <w:rFonts w:ascii="Wingdings" w:hAnsi="Wingdings" w:hint="default"/>
+        <w:sz w:val="20"/>
+      </w:rPr>
+    </w:lvl>
+    <w:lvl w:ilvl="6" w:tentative="1">
+      <w:start w:val="1"/>
+      <w:numFmt w:val="bullet"/>
+      <w:lvlText w:val=""/>
+      <w:lvlJc w:val="left"/>
+      <w:pPr>
+        <w:tabs>
+          <w:tab w:val="num" w:pos="5040"/>
+        </w:tabs>
+        <w:ind w:left="5040" w:hanging="360"/>
+      </w:pPr>
+      <w:rPr>
+        <w:rFonts w:ascii="Wingdings" w:hAnsi="Wingdings" w:hint="default"/>
+        <w:sz w:val="20"/>
+      </w:rPr>
+    </w:lvl>
+    <w:lvl w:ilvl="7" w:tentative="1">
+      <w:start w:val="1"/>
+      <w:numFmt w:val="bullet"/>
+      <w:lvlText w:val=""/>
+      <w:lvlJc w:val="left"/>
+      <w:pPr>
+        <w:tabs>
+          <w:tab w:val="num" w:pos="5760"/>
+        </w:tabs>
+        <w:ind w:left="5760" w:hanging="360"/>
+      </w:pPr>
+      <w:rPr>
+        <w:rFonts w:ascii="Wingdings" w:hAnsi="Wingdings" w:hint="default"/>
+        <w:sz w:val="20"/>
+      </w:rPr>
+    </w:lvl>
+    <w:lvl w:ilvl="8" w:tentative="1">
+      <w:start w:val="1"/>
+      <w:numFmt w:val="bullet"/>
+      <w:lvlText w:val=""/>
+      <w:lvlJc w:val="left"/>
+      <w:pPr>
+        <w:tabs>
+          <w:tab w:val="num" w:pos="6480"/>
+        </w:tabs>
+        <w:ind w:left="6480" w:hanging="360"/>
+      </w:pPr>
+      <w:rPr>
+        <w:rFonts w:ascii="Wingdings" w:hAnsi="Wingdings" w:hint="default"/>
+        <w:sz w:val="20"/>
+      </w:rPr>
+    </w:lvl>
+  </w:abstractNum>
+  <w:abstractNum w:abstractNumId="10" w15:restartNumberingAfterBreak="0">
     <w:nsid w:val="66D537B2"/>
     <w:multiLevelType w:val="multilevel"/>
     <w:tmpl w:val="F2EA902C"/>
@@ -2448,7 +3214,156 @@
       </w:rPr>
     </w:lvl>
   </w:abstractNum>
-  <w:abstractNum w:abstractNumId="8" w15:restartNumberingAfterBreak="0">
+  <w:abstractNum w:abstractNumId="11" w15:restartNumberingAfterBreak="0">
+    <w:nsid w:val="68E445A4"/>
+    <w:multiLevelType w:val="multilevel"/>
+    <w:tmpl w:val="D0A6025E"/>
+    <w:lvl w:ilvl="0">
+      <w:start w:val="1"/>
+      <w:numFmt w:val="bullet"/>
+      <w:lvlText w:val=""/>
+      <w:lvlJc w:val="left"/>
+      <w:pPr>
+        <w:tabs>
+          <w:tab w:val="num" w:pos="720"/>
+        </w:tabs>
+        <w:ind w:left="720" w:hanging="360"/>
+      </w:pPr>
+      <w:rPr>
+        <w:rFonts w:ascii="Symbol" w:hAnsi="Symbol" w:hint="default"/>
+        <w:sz w:val="20"/>
+      </w:rPr>
+    </w:lvl>
+    <w:lvl w:ilvl="1" w:tentative="1">
+      <w:start w:val="1"/>
+      <w:numFmt w:val="bullet"/>
+      <w:lvlText w:val="o"/>
+      <w:lvlJc w:val="left"/>
+      <w:pPr>
+        <w:tabs>
+          <w:tab w:val="num" w:pos="1440"/>
+        </w:tabs>
+        <w:ind w:left="1440" w:hanging="360"/>
+      </w:pPr>
+      <w:rPr>
+        <w:rFonts w:ascii="Courier New" w:hAnsi="Courier New" w:hint="default"/>
+        <w:sz w:val="20"/>
+      </w:rPr>
+    </w:lvl>
+    <w:lvl w:ilvl="2" w:tentative="1">
+      <w:start w:val="1"/>
+      <w:numFmt w:val="bullet"/>
+      <w:lvlText w:val=""/>
+      <w:lvlJc w:val="left"/>
+      <w:pPr>
+        <w:tabs>
+          <w:tab w:val="num" w:pos="2160"/>
+        </w:tabs>
+        <w:ind w:left="2160" w:hanging="360"/>
+      </w:pPr>
+      <w:rPr>
+        <w:rFonts w:ascii="Wingdings" w:hAnsi="Wingdings" w:hint="default"/>
+        <w:sz w:val="20"/>
+      </w:rPr>
+    </w:lvl>
+    <w:lvl w:ilvl="3" w:tentative="1">
+      <w:start w:val="1"/>
+      <w:numFmt w:val="bullet"/>
+      <w:lvlText w:val=""/>
+      <w:lvlJc w:val="left"/>
+      <w:pPr>
+        <w:tabs>
+          <w:tab w:val="num" w:pos="2880"/>
+        </w:tabs>
+        <w:ind w:left="2880" w:hanging="360"/>
+      </w:pPr>
+      <w:rPr>
+        <w:rFonts w:ascii="Wingdings" w:hAnsi="Wingdings" w:hint="default"/>
+        <w:sz w:val="20"/>
+      </w:rPr>
+    </w:lvl>
+    <w:lvl w:ilvl="4" w:tentative="1">
+      <w:start w:val="1"/>
+      <w:numFmt w:val="bullet"/>
+      <w:lvlText w:val=""/>
+      <w:lvlJc w:val="left"/>
+      <w:pPr>
+        <w:tabs>
+          <w:tab w:val="num" w:pos="3600"/>
+        </w:tabs>
+        <w:ind w:left="3600" w:hanging="360"/>
+      </w:pPr>
+      <w:rPr>
+        <w:rFonts w:ascii="Wingdings" w:hAnsi="Wingdings" w:hint="default"/>
+        <w:sz w:val="20"/>
+      </w:rPr>
+    </w:lvl>
+    <w:lvl w:ilvl="5" w:tentative="1">
+      <w:start w:val="1"/>
+      <w:numFmt w:val="bullet"/>
+      <w:lvlText w:val=""/>
+      <w:lvlJc w:val="left"/>
+      <w:pPr>
+        <w:tabs>
+          <w:tab w:val="num" w:pos="4320"/>
+        </w:tabs>
+        <w:ind w:left="4320" w:hanging="360"/>
+      </w:pPr>
+      <w:rPr>
+        <w:rFonts w:ascii="Wingdings" w:hAnsi="Wingdings" w:hint="default"/>
+        <w:sz w:val="20"/>
+      </w:rPr>
+    </w:lvl>
+    <w:lvl w:ilvl="6" w:tentative="1">
+      <w:start w:val="1"/>
+      <w:numFmt w:val="bullet"/>
+      <w:lvlText w:val=""/>
+      <w:lvlJc w:val="left"/>
+      <w:pPr>
+        <w:tabs>
+          <w:tab w:val="num" w:pos="5040"/>
+        </w:tabs>
+        <w:ind w:left="5040" w:hanging="360"/>
+      </w:pPr>
+      <w:rPr>
+        <w:rFonts w:ascii="Wingdings" w:hAnsi="Wingdings" w:hint="default"/>
+        <w:sz w:val="20"/>
+      </w:rPr>
+    </w:lvl>
+    <w:lvl w:ilvl="7" w:tentative="1">
+      <w:start w:val="1"/>
+      <w:numFmt w:val="bullet"/>
+      <w:lvlText w:val=""/>
+      <w:lvlJc w:val="left"/>
+      <w:pPr>
+        <w:tabs>
+          <w:tab w:val="num" w:pos="5760"/>
+        </w:tabs>
+        <w:ind w:left="5760" w:hanging="360"/>
+      </w:pPr>
+      <w:rPr>
+        <w:rFonts w:ascii="Wingdings" w:hAnsi="Wingdings" w:hint="default"/>
+        <w:sz w:val="20"/>
+      </w:rPr>
+    </w:lvl>
+    <w:lvl w:ilvl="8" w:tentative="1">
+      <w:start w:val="1"/>
+      <w:numFmt w:val="bullet"/>
+      <w:lvlText w:val=""/>
+      <w:lvlJc w:val="left"/>
+      <w:pPr>
+        <w:tabs>
+          <w:tab w:val="num" w:pos="6480"/>
+        </w:tabs>
+        <w:ind w:left="6480" w:hanging="360"/>
+      </w:pPr>
+      <w:rPr>
+        <w:rFonts w:ascii="Wingdings" w:hAnsi="Wingdings" w:hint="default"/>
+        <w:sz w:val="20"/>
+      </w:rPr>
+    </w:lvl>
+  </w:abstractNum>
+  <w:abstractNum w:abstractNumId="12" w15:restartNumberingAfterBreak="0">
     <w:nsid w:val="774B5AD3"/>
     <w:multiLevelType w:val="multilevel"/>
     <w:tmpl w:val="25188608"/>
@@ -2598,31 +3513,43 @@
     </w:lvl>
   </w:abstractNum>
   <w:num w:numId="1" w16cid:durableId="976763481">
+    <w:abstractNumId w:val="1"/>
+  </w:num>
+  <w:num w:numId="2" w16cid:durableId="1546522890">
+    <w:abstractNumId w:val="4"/>
+  </w:num>
+  <w:num w:numId="3" w16cid:durableId="1272206301">
+    <w:abstractNumId w:val="8"/>
+  </w:num>
+  <w:num w:numId="4" w16cid:durableId="733968772">
+    <w:abstractNumId w:val="2"/>
+  </w:num>
+  <w:num w:numId="5" w16cid:durableId="1199901832">
+    <w:abstractNumId w:val="7"/>
+  </w:num>
+  <w:num w:numId="6" w16cid:durableId="827482731">
+    <w:abstractNumId w:val="12"/>
+  </w:num>
+  <w:num w:numId="7" w16cid:durableId="816075027">
+    <w:abstractNumId w:val="10"/>
+  </w:num>
+  <w:num w:numId="8" w16cid:durableId="166407836">
+    <w:abstractNumId w:val="3"/>
+  </w:num>
+  <w:num w:numId="9" w16cid:durableId="1971282717">
+    <w:abstractNumId w:val="6"/>
+  </w:num>
+  <w:num w:numId="10" w16cid:durableId="1469322948">
+    <w:abstractNumId w:val="9"/>
+  </w:num>
+  <w:num w:numId="11" w16cid:durableId="1156533465">
     <w:abstractNumId w:val="0"/>
   </w:num>
-  <w:num w:numId="2" w16cid:durableId="1546522890">
-    <w:abstractNumId w:val="3"/>
+  <w:num w:numId="12" w16cid:durableId="535041886">
+    <w:abstractNumId w:val="11"/>
   </w:num>
-  <w:num w:numId="3" w16cid:durableId="1272206301">
-    <w:abstractNumId w:val="6"/>
-  </w:num>
-  <w:num w:numId="4" w16cid:durableId="733968772">
-    <w:abstractNumId w:val="1"/>
-  </w:num>
-  <w:num w:numId="5" w16cid:durableId="1199901832">
+  <w:num w:numId="13" w16cid:durableId="331876050">
     <w:abstractNumId w:val="5"/>
-  </w:num>
-  <w:num w:numId="6" w16cid:durableId="827482731">
-    <w:abstractNumId w:val="8"/>
-  </w:num>
-  <w:num w:numId="7" w16cid:durableId="816075027">
-    <w:abstractNumId w:val="7"/>
-  </w:num>
-  <w:num w:numId="8" w16cid:durableId="166407836">
-    <w:abstractNumId w:val="2"/>
-  </w:num>
-  <w:num w:numId="9" w16cid:durableId="1971282717">
-    <w:abstractNumId w:val="4"/>
   </w:num>
 </w:numbering>
 </file>
@@ -3664,6 +4591,33 @@
     <w:basedOn w:val="DefaultParagraphFont"/>
     <w:rsid w:val="00BF33F4"/>
   </w:style>
+  <w:style w:type="paragraph" w:styleId="NormalWeb">
+    <w:name w:val="Normal (Web)"/>
+    <w:basedOn w:val="Normal"/>
+    <w:uiPriority w:val="99"/>
+    <w:semiHidden/>
+    <w:unhideWhenUsed/>
+    <w:rsid w:val="003D06DB"/>
+    <w:pPr>
+      <w:spacing w:before="100" w:beforeAutospacing="1" w:after="100" w:afterAutospacing="1" w:line="240" w:lineRule="auto"/>
+    </w:pPr>
+    <w:rPr>
+      <w:rFonts w:ascii="Times New Roman" w:eastAsia="Times New Roman" w:hAnsi="Times New Roman" w:cs="Times New Roman"/>
+      <w:kern w:val="0"/>
+      <w14:ligatures w14:val="none"/>
+    </w:rPr>
+  </w:style>
+  <w:style w:type="character" w:styleId="Strong">
+    <w:name w:val="Strong"/>
+    <w:basedOn w:val="DefaultParagraphFont"/>
+    <w:uiPriority w:val="22"/>
+    <w:qFormat/>
+    <w:rsid w:val="003D06DB"/>
+    <w:rPr>
+      <w:b/>
+      <w:bCs/>
+    </w:rPr>
+  </w:style>
 </w:styles>
 </file>
 

--- a/public/templates/contratos/leasing/anexos/ANEXO II – OPÇÃO DE COMPRA ANTECIPADA DA USINA FOTOVOLTAICA.docx
+++ b/public/templates/contratos/leasing/anexos/ANEXO II – OPÇÃO DE COMPRA ANTECIPADA DA USINA FOTOVOLTAICA.docx
@@ -688,7 +688,7 @@
           <w:kern w:val="0"/>
           <w14:ligatures w14:val="none"/>
         </w:rPr>
-        <w:t>R$ {{valordemercado_atual}}</w:t>
+        <w:t>{{valordemercado_atual}}</w:t>
       </w:r>
       <w:r>
         <w:rPr>
@@ -1361,7 +1361,7 @@
       <w:rPr>
         <w:noProof/>
       </w:rPr>
-      <w:pict w14:anchorId="13B47311">
+      <w:pict w14:anchorId="03F4BEC8">
         <v:shapetype id="_x0000_t75" coordsize="21600,21600" o:spt="75" o:preferrelative="t" path="m@4@5l@4@11@9@11@9@5xe" filled="f" stroked="f">
           <v:stroke joinstyle="miter"/>
           <v:formulas>
@@ -1543,7 +1543,7 @@
       <w:rPr>
         <w:noProof/>
       </w:rPr>
-      <w:pict w14:anchorId="74BCD0E3">
+      <w:pict w14:anchorId="50F79BBC">
         <v:shapetype id="_x0000_t75" coordsize="21600,21600" o:spt="75" o:preferrelative="t" path="m@4@5l@4@11@9@11@9@5xe" filled="f" stroked="f">
           <v:stroke joinstyle="miter"/>
           <v:formulas>
